--- a/downloads/workbook/ai-6-week-29.docx
+++ b/downloads/workbook/ai-6-week-29.docx
@@ -997,6 +997,178 @@
         <w:t>Project connection: For the Grounded Learning Service, retain an annotated trace and the changed-case result. Name the contract or evidence that makes the deciding step valid, so another team can review it.</w:t>
       </w:r>
     </w:p>
+    <w:p>
+      <w:pPr>
+        <w:pStyle w:val="Heading1"/>
+      </w:pPr>
+      <w:r>
+        <w:t>13. Project portfolio milestone</w:t>
+      </w:r>
+    </w:p>
+    <w:p>
+      <w:r>
+        <w:t>Project: Grounded Learning Service</w:t>
+      </w:r>
+    </w:p>
+    <w:p>
+      <w:r>
+        <w:t>Current milestone: Prepare the demonstration. Gather reproducible instructions, evidence, access checks and remaining limitations.</w:t>
+      </w:r>
+    </w:p>
+    <w:p>
+      <w:r>
+        <w:t>For the Grounded Learning Service, retain an annotated trace and the changed-case result. Name the contract or evidence that makes the deciding step valid, so another team can review it.</w:t>
+      </w:r>
+    </w:p>
+    <w:tbl>
+      <w:tblPr>
+        <w:tblStyle w:val="LightShading-Accent1"/>
+        <w:tblW w:type="auto" w:w="0"/>
+        <w:tblLook w:firstColumn="1" w:firstRow="1" w:lastColumn="0" w:lastRow="0" w:noHBand="0" w:noVBand="1" w:val="04A0"/>
+      </w:tblPr>
+      <w:tblGrid>
+        <w:gridCol w:w="5112"/>
+        <w:gridCol w:w="5112"/>
+      </w:tblGrid>
+      <w:tr>
+        <w:trPr>
+          <w:tblHeader/>
+        </w:trPr>
+        <w:tc>
+          <w:tcPr>
+            <w:tcW w:type="dxa" w:w="5112"/>
+          </w:tcPr>
+          <w:p>
+            <w:r>
+              <w:t>Evidence to keep</w:t>
+            </w:r>
+          </w:p>
+        </w:tc>
+        <w:tc>
+          <w:tcPr>
+            <w:tcW w:type="dxa" w:w="5112"/>
+          </w:tcPr>
+          <w:p>
+            <w:r>
+              <w:t>My record</w:t>
+            </w:r>
+          </w:p>
+        </w:tc>
+      </w:tr>
+      <w:tr>
+        <w:tc>
+          <w:tcPr>
+            <w:tcW w:type="dxa" w:w="5112"/>
+          </w:tcPr>
+          <w:p>
+            <w:r>
+              <w:t>This week’s input and deciding step</w:t>
+            </w:r>
+          </w:p>
+        </w:tc>
+        <w:tc>
+          <w:tcPr>
+            <w:tcW w:type="dxa" w:w="5112"/>
+          </w:tcPr>
+          <w:p>
+            <w:r/>
+          </w:p>
+        </w:tc>
+      </w:tr>
+      <w:tr>
+        <w:tc>
+          <w:tcPr>
+            <w:tcW w:type="dxa" w:w="5112"/>
+          </w:tcPr>
+          <w:p>
+            <w:r>
+              <w:t>Prediction and actual result (or labelled paper trace)</w:t>
+            </w:r>
+          </w:p>
+        </w:tc>
+        <w:tc>
+          <w:tcPr>
+            <w:tcW w:type="dxa" w:w="5112"/>
+          </w:tcPr>
+          <w:p>
+            <w:r/>
+          </w:p>
+        </w:tc>
+      </w:tr>
+      <w:tr>
+        <w:tc>
+          <w:tcPr>
+            <w:tcW w:type="dxa" w:w="5112"/>
+          </w:tcPr>
+          <w:p>
+            <w:r>
+              <w:t>One change since the previous checkpoint and why</w:t>
+            </w:r>
+          </w:p>
+        </w:tc>
+        <w:tc>
+          <w:tcPr>
+            <w:tcW w:type="dxa" w:w="5112"/>
+          </w:tcPr>
+          <w:p>
+            <w:r/>
+          </w:p>
+        </w:tc>
+      </w:tr>
+      <w:tr>
+        <w:tc>
+          <w:tcPr>
+            <w:tcW w:type="dxa" w:w="5112"/>
+          </w:tcPr>
+          <w:p>
+            <w:r>
+              <w:t>One error or limit and the next test</w:t>
+            </w:r>
+          </w:p>
+        </w:tc>
+        <w:tc>
+          <w:tcPr>
+            <w:tcW w:type="dxa" w:w="5112"/>
+          </w:tcPr>
+          <w:p>
+            <w:r/>
+          </w:p>
+        </w:tc>
+      </w:tr>
+    </w:tbl>
+    <w:p>
+      <w:pPr>
+        <w:pStyle w:val="Heading3"/>
+      </w:pPr>
+      <w:r>
+        <w:t>Explain what this week adds to your project. Reuse last week’s record rather than starting again.</w:t>
+      </w:r>
+    </w:p>
+    <w:p>
+      <w:r>
+        <w:t>________________________________________________________________</w:t>
+      </w:r>
+    </w:p>
+    <w:p>
+      <w:r>
+        <w:t>________________________________________________________________</w:t>
+      </w:r>
+    </w:p>
+    <w:p>
+      <w:r>
+        <w:t>________________________________________________________________</w:t>
+      </w:r>
+    </w:p>
+    <w:p>
+      <w:r>
+        <w:t>________________________________________________________________</w:t>
+      </w:r>
+    </w:p>
+    <w:p>
+      <w:r>
+        <w:t>________________________________________________________________</w:t>
+      </w:r>
+    </w:p>
     <w:sectPr>
       <w:pgSz w:w="12240" w:h="15840"/>
       <w:pgMar w:top="936" w:right="1008" w:bottom="936" w:left="1008" w:header="720" w:footer="720" w:gutter="0"/>

--- a/downloads/workbook/ai-6-week-29.docx
+++ b/downloads/workbook/ai-6-week-29.docx
@@ -1169,6 +1169,235 @@
         <w:t>________________________________________________________________</w:t>
       </w:r>
     </w:p>
+    <w:p>
+      <w:pPr>
+        <w:pStyle w:val="Heading1"/>
+      </w:pPr>
+      <w:r>
+        <w:t>14. Supported practice and learning evidence</w:t>
+      </w:r>
+    </w:p>
+    <w:p>
+      <w:r>
+        <w:t>Use this supported practice once, in the browser or on paper. Keep the reserved independent assessment for a separate first attempt before teacher feedback.</w:t>
+      </w:r>
+    </w:p>
+    <w:p>
+      <w:r>
+        <w:t>Measure time and cost. Two fixed configurations answer the same six questions and meet the same quality rubric.</w:t>
+      </w:r>
+    </w:p>
+    <w:p>
+      <w:pPr>
+        <w:pStyle w:val="Heading3"/>
+      </w:pPr>
+      <w:r>
+        <w:t>Practice 1: explain the deciding evidence</w:t>
+      </w:r>
+    </w:p>
+    <w:p>
+      <w:r>
+        <w:t>Which labelled step matches this detail? B saves one second but costs one extra unit per case.</w:t>
+      </w:r>
+    </w:p>
+    <w:p>
+      <w:r>
+        <w:t>1. Compute mean cost</w:t>
+      </w:r>
+    </w:p>
+    <w:p>
+      <w:r>
+        <w:t>2. Compute mean time</w:t>
+      </w:r>
+    </w:p>
+    <w:p>
+      <w:r>
+        <w:t>3. Compare trade-off</w:t>
+      </w:r>
+    </w:p>
+    <w:p>
+      <w:pPr>
+        <w:pStyle w:val="Heading3"/>
+      </w:pPr>
+      <w:r>
+        <w:t>My selected conclusion, deciding fact and explanation</w:t>
+      </w:r>
+    </w:p>
+    <w:p>
+      <w:r>
+        <w:t>________________________________________________________________</w:t>
+      </w:r>
+    </w:p>
+    <w:p>
+      <w:r>
+        <w:t>________________________________________________________________</w:t>
+      </w:r>
+    </w:p>
+    <w:p>
+      <w:r>
+        <w:t>________________________________________________________________</w:t>
+      </w:r>
+    </w:p>
+    <w:p>
+      <w:r>
+        <w:t>________________________________________________________________</w:t>
+      </w:r>
+    </w:p>
+    <w:p>
+      <w:r>
+        <w:t>________________________________________________________________</w:t>
+      </w:r>
+    </w:p>
+    <w:p>
+      <w:r>
+        <w:t>Hint if needed: Read the steps in the pictorial case. Match the supplied detail to the stage that performs or records it.</w:t>
+      </w:r>
+    </w:p>
+    <w:p>
+      <w:r>
+        <w:t>After your attempt, compare with the supported explanation: Compare trade-off B saves one second but costs one extra unit per case. A fair performance experiment holds the workload and measurement procedure fixed. Faster is not automatically preferable under a budget.</w:t>
+      </w:r>
+    </w:p>
+    <w:p>
+      <w:pPr>
+        <w:pStyle w:val="Heading3"/>
+      </w:pPr>
+      <w:r>
+        <w:t>Practice 2: explain the deciding evidence</w:t>
+      </w:r>
+    </w:p>
+    <w:p>
+      <w:r>
+        <w:t>Changed-case practice: Require at most 2 cost units per case. Which conclusion is supported by the supplied facts?</w:t>
+      </w:r>
+    </w:p>
+    <w:p>
+      <w:r>
+        <w:t>1. This one example guarantees correct results for every future input.</w:t>
+      </w:r>
+    </w:p>
+    <w:p>
+      <w:r>
+        <w:t>2. A meets the budget; B does not.</w:t>
+      </w:r>
+    </w:p>
+    <w:p>
+      <w:r>
+        <w:t>3. We can decide the result without examining the changed input or the procedure.</w:t>
+      </w:r>
+    </w:p>
+    <w:p>
+      <w:pPr>
+        <w:pStyle w:val="Heading3"/>
+      </w:pPr>
+      <w:r>
+        <w:t>My selected conclusion, deciding fact and explanation</w:t>
+      </w:r>
+    </w:p>
+    <w:p>
+      <w:r>
+        <w:t>________________________________________________________________</w:t>
+      </w:r>
+    </w:p>
+    <w:p>
+      <w:r>
+        <w:t>________________________________________________________________</w:t>
+      </w:r>
+    </w:p>
+    <w:p>
+      <w:r>
+        <w:t>________________________________________________________________</w:t>
+      </w:r>
+    </w:p>
+    <w:p>
+      <w:r>
+        <w:t>________________________________________________________________</w:t>
+      </w:r>
+    </w:p>
+    <w:p>
+      <w:r>
+        <w:t>________________________________________________________________</w:t>
+      </w:r>
+    </w:p>
+    <w:p>
+      <w:r>
+        <w:t>Hint if needed: Use the changed condition and the deciding step in the pictorial trace. The answer must say what follows from those facts.</w:t>
+      </w:r>
+    </w:p>
+    <w:p>
+      <w:r>
+        <w:t>After your attempt, compare with the supported explanation: A meets the budget; B does not. The mandatory resource condition changes the decision.</w:t>
+      </w:r>
+    </w:p>
+    <w:p>
+      <w:pPr>
+        <w:pStyle w:val="Heading3"/>
+      </w:pPr>
+      <w:r>
+        <w:t>Repair a missing building block</w:t>
+      </w:r>
+    </w:p>
+    <w:p>
+      <w:r>
+        <w:t>Review Accessibility and user feedback (ai-6/28). Goal: Explain the mechanism and terminology of accessibility and user feedback. Short practice: Explain what each text, keyboard and assistive-technology change adds to the feedback. Why does changing the red circle to orange alone not solve the communication barrier?. Return to this week and explain what you changed.</w:t>
+      </w:r>
+    </w:p>
+    <w:p>
+      <w:r>
+        <w:t>Review Incident investigation (ai-6/26). Goal: Explain the mechanism and terminology of incident investigation. Short practice: Order the three incident records and locate the old evidence version. How does the investigation change if the trace instead retrieves version 6 but drafts room C?. Return to this week and explain what you changed.</w:t>
+      </w:r>
+    </w:p>
+    <w:p>
+      <w:r>
+        <w:t>Review Deployment environments (ai-6/23). Goal: Explain the mechanism and terminology of deployment environments. Short practice: Identify the staging data and credential boundary. Why must the rehearsal stop if its credential reaches production even though the process is labelled staging?. Return to this week and explain what you changed.</w:t>
+      </w:r>
+    </w:p>
+    <w:p>
+      <w:pPr>
+        <w:pStyle w:val="Heading3"/>
+      </w:pPr>
+      <w:r>
+        <w:t>Keep your completed work</w:t>
+      </w:r>
+    </w:p>
+    <w:p>
+      <w:r>
+        <w:t>Use Download completed work in the hosted lesson to export your answers, reflections, practice feedback and code-run evidence. Open the HTML copy to read or print it. Drafts stay in this browser when storage is available; clear drafts on a shared device.</w:t>
+      </w:r>
+    </w:p>
+    <w:p>
+      <w:pPr>
+        <w:pStyle w:val="Heading3"/>
+      </w:pPr>
+      <w:r>
+        <w:t>What I repaired, the evidence I kept and the next test</w:t>
+      </w:r>
+    </w:p>
+    <w:p>
+      <w:r>
+        <w:t>________________________________________________________________</w:t>
+      </w:r>
+    </w:p>
+    <w:p>
+      <w:r>
+        <w:t>________________________________________________________________</w:t>
+      </w:r>
+    </w:p>
+    <w:p>
+      <w:r>
+        <w:t>________________________________________________________________</w:t>
+      </w:r>
+    </w:p>
+    <w:p>
+      <w:r>
+        <w:t>________________________________________________________________</w:t>
+      </w:r>
+    </w:p>
+    <w:p>
+      <w:r>
+        <w:t>________________________________________________________________</w:t>
+      </w:r>
+    </w:p>
     <w:sectPr>
       <w:pgSz w:w="12240" w:h="15840"/>
       <w:pgMar w:top="936" w:right="1008" w:bottom="936" w:left="1008" w:header="720" w:footer="720" w:gutter="0"/>

--- a/downloads/workbook/ai-6-week-29.docx
+++ b/downloads/workbook/ai-6-week-29.docx
@@ -30,33 +30,45 @@
     </w:p>
     <w:p>
       <w:r>
-        <w:t>Try the recall before opening notes. Then use a different colour or a labelled second line to correct your explanation.</w:t>
+        <w:t>Record your starting explanation for Performance and cost experiments before opening notes. Show any later correction separately.</w:t>
       </w:r>
     </w:p>
     <w:p>
       <w:pPr>
-        <w:pStyle w:val="Heading3"/>
-      </w:pPr>
-      <w:r>
-        <w:t>Accessibility and user feedback</w:t>
+        <w:spacing w:line="336" w:lineRule="auto" w:after="180"/>
+      </w:pPr>
+      <w:r>
+        <w:rPr>
+          <w:b w:val="0"/>
+        </w:rPr>
+        <w:t>Try the recall before opening notes. Then use a different colour or a labelled second line to correct your explanation.</w:t>
       </w:r>
     </w:p>
     <w:p>
-      <w:r>
-        <w:t>Without opening the old lesson, explain one key idea from Accessibility and user feedback. Give an example and a mistake that the idea helps you avoid.</w:t>
+      <w:pPr>
+        <w:pStyle w:val="Heading3"/>
+      </w:pPr>
+      <w:r>
+        <w:t>Accessibility and user feedback</w:t>
       </w:r>
     </w:p>
     <w:p>
       <w:pPr>
-        <w:pStyle w:val="Heading3"/>
-      </w:pPr>
-      <w:r>
-        <w:t>My remembered idea, example and correction</w:t>
+        <w:spacing w:line="336" w:lineRule="auto" w:after="180"/>
+      </w:pPr>
+      <w:r>
+        <w:rPr>
+          <w:b w:val="0"/>
+        </w:rPr>
+        <w:t>Without opening the old lesson, explain one key idea from Accessibility and user feedback. Give an example and a mistake that the idea helps you avoid.</w:t>
       </w:r>
     </w:p>
     <w:p>
-      <w:r>
-        <w:t>________________________________________________________________</w:t>
+      <w:pPr>
+        <w:pStyle w:val="Heading3"/>
+      </w:pPr>
+      <w:r>
+        <w:t>My remembered idea, example and correction</w:t>
       </w:r>
     </w:p>
     <w:p>
@@ -70,29 +82,35 @@
       </w:r>
     </w:p>
     <w:p>
-      <w:pPr>
-        <w:pStyle w:val="Heading3"/>
-      </w:pPr>
-      <w:r>
-        <w:t>Incident investigation</w:t>
+      <w:r>
+        <w:t>________________________________________________________________</w:t>
       </w:r>
     </w:p>
     <w:p>
-      <w:r>
-        <w:t>Without opening the old lesson, explain one key idea from Incident investigation. Give an example and a mistake that the idea helps you avoid.</w:t>
+      <w:pPr>
+        <w:pStyle w:val="Heading3"/>
+      </w:pPr>
+      <w:r>
+        <w:t>Incident investigation</w:t>
       </w:r>
     </w:p>
     <w:p>
       <w:pPr>
-        <w:pStyle w:val="Heading3"/>
-      </w:pPr>
-      <w:r>
-        <w:t>My remembered idea, example and correction</w:t>
+        <w:spacing w:line="336" w:lineRule="auto" w:after="180"/>
+      </w:pPr>
+      <w:r>
+        <w:rPr>
+          <w:b w:val="0"/>
+        </w:rPr>
+        <w:t>Without opening the old lesson, explain one key idea from Incident investigation. Give an example and a mistake that the idea helps you avoid.</w:t>
       </w:r>
     </w:p>
     <w:p>
-      <w:r>
-        <w:t>________________________________________________________________</w:t>
+      <w:pPr>
+        <w:pStyle w:val="Heading3"/>
+      </w:pPr>
+      <w:r>
+        <w:t>My remembered idea, example and correction</w:t>
       </w:r>
     </w:p>
     <w:p>
@@ -106,29 +124,35 @@
       </w:r>
     </w:p>
     <w:p>
-      <w:pPr>
-        <w:pStyle w:val="Heading3"/>
-      </w:pPr>
-      <w:r>
-        <w:t>Deployment environments</w:t>
+      <w:r>
+        <w:t>________________________________________________________________</w:t>
       </w:r>
     </w:p>
     <w:p>
-      <w:r>
-        <w:t>Without opening the old lesson, explain one key idea from Deployment environments. Give an example and a mistake that the idea helps you avoid.</w:t>
+      <w:pPr>
+        <w:pStyle w:val="Heading3"/>
+      </w:pPr>
+      <w:r>
+        <w:t>Deployment environments</w:t>
       </w:r>
     </w:p>
     <w:p>
       <w:pPr>
-        <w:pStyle w:val="Heading3"/>
-      </w:pPr>
-      <w:r>
-        <w:t>My remembered idea, example and correction</w:t>
+        <w:spacing w:line="336" w:lineRule="auto" w:after="180"/>
+      </w:pPr>
+      <w:r>
+        <w:rPr>
+          <w:b w:val="0"/>
+        </w:rPr>
+        <w:t>Without opening the old lesson, explain one key idea from Deployment environments. Give an example and a mistake that the idea helps you avoid.</w:t>
       </w:r>
     </w:p>
     <w:p>
-      <w:r>
-        <w:t>________________________________________________________________</w:t>
+      <w:pPr>
+        <w:pStyle w:val="Heading3"/>
+      </w:pPr>
+      <w:r>
+        <w:t>My remembered idea, example and correction</w:t>
       </w:r>
     </w:p>
     <w:p>
@@ -142,15 +166,31 @@
       </w:r>
     </w:p>
     <w:p>
-      <w:pPr>
-        <w:pStyle w:val="Heading1"/>
-      </w:pPr>
-      <w:r>
-        <w:t>02. Practise with fading help</w:t>
+      <w:r>
+        <w:t>________________________________________________________________</w:t>
       </w:r>
     </w:p>
     <w:p>
-      <w:r>
+      <w:pPr>
+        <w:pStyle w:val="Heading1"/>
+      </w:pPr>
+      <w:r>
+        <w:t>02. Practise with fading help</w:t>
+      </w:r>
+    </w:p>
+    <w:p>
+      <w:r>
+        <w:t>Complete the supported Performance and cost experiments trace and record the first step you can explain without help.</w:t>
+      </w:r>
+    </w:p>
+    <w:p>
+      <w:pPr>
+        <w:spacing w:line="336" w:lineRule="auto" w:after="180"/>
+      </w:pPr>
+      <w:r>
+        <w:rPr>
+          <w:b w:val="0"/>
+        </w:rPr>
         <w:t>Use W2: Trace the worked case for Performance and cost experiments. Record the answer once; the lesson and workbook refer to the same attempt.</w:t>
       </w:r>
     </w:p>
@@ -279,25 +319,37 @@
     </w:p>
     <w:p>
       <w:r>
-        <w:t>Use the worked case for Performance and cost experiments. Proposed explanation: “The worked result establishes every future case”. Decide whether this explanation is supported. Point to the step or supplied fact that decides; explain your repair if needed.</w:t>
+        <w:t>Check the proposed Performance and cost experiments explanation against the supplied facts before discussing it.</w:t>
       </w:r>
     </w:p>
     <w:p>
       <w:pPr>
-        <w:pStyle w:val="Heading3"/>
-      </w:pPr>
-      <w:r>
-        <w:t>My explanation before partner discussion</w:t>
+        <w:spacing w:line="336" w:lineRule="auto" w:after="180"/>
+      </w:pPr>
+      <w:r>
+        <w:rPr>
+          <w:b w:val="0"/>
+        </w:rPr>
+        <w:t>Use the worked case for Performance and cost experiments. Proposed explanation: “The worked result establishes every future case”. Decide whether this explanation is supported.</w:t>
       </w:r>
     </w:p>
     <w:p>
-      <w:r>
-        <w:t>________________________________________________________________</w:t>
+      <w:pPr>
+        <w:spacing w:line="336" w:lineRule="auto" w:after="180"/>
+      </w:pPr>
+      <w:r>
+        <w:rPr>
+          <w:b w:val="0"/>
+        </w:rPr>
+        <w:t>Point to the step or supplied fact that decides; explain your repair if needed.</w:t>
       </w:r>
     </w:p>
     <w:p>
-      <w:r>
-        <w:t>________________________________________________________________</w:t>
+      <w:pPr>
+        <w:pStyle w:val="Heading3"/>
+      </w:pPr>
+      <w:r>
+        <w:t>My explanation before partner discussion</w:t>
       </w:r>
     </w:p>
     <w:p>
@@ -311,47 +363,65 @@
       </w:r>
     </w:p>
     <w:p>
-      <w:pPr>
-        <w:pStyle w:val="Heading1"/>
-      </w:pPr>
-      <w:r>
-        <w:t>04. Independent transfer case</w:t>
+      <w:r>
+        <w:t>________________________________________________________________</w:t>
       </w:r>
     </w:p>
     <w:p>
-      <w:pPr>
-        <w:pStyle w:val="Heading3"/>
-      </w:pPr>
-      <w:r>
-        <w:t>Independent case: Apply a new case independently</w:t>
+      <w:r>
+        <w:t>________________________________________________________________</w:t>
       </w:r>
     </w:p>
     <w:p>
-      <w:r>
-        <w:t>C=[1, 2, 3, 10], D=[3, 3, 3, 3]. Compute means/medians; one D response is wrong.</w:t>
+      <w:pPr>
+        <w:pStyle w:val="Heading1"/>
+      </w:pPr>
+      <w:r>
+        <w:t>04. Independent transfer case</w:t>
       </w:r>
     </w:p>
     <w:p>
-      <w:pPr>
-        <w:pStyle w:val="Heading3"/>
-      </w:pPr>
-      <w:r>
-        <w:t>My independent explanation, trace and limits</w:t>
+      <w:r>
+        <w:t>Write one first attempt at the reserved independent case before feedback. Repeated copies of that case refer to the same recorded attempt.</w:t>
       </w:r>
     </w:p>
     <w:p>
-      <w:r>
-        <w:t>________________________________________________________________</w:t>
+      <w:pPr>
+        <w:pStyle w:val="Heading3"/>
+      </w:pPr>
+      <w:r>
+        <w:t>Independent case: Apply a new case independently</w:t>
       </w:r>
     </w:p>
     <w:p>
-      <w:r>
-        <w:t>________________________________________________________________</w:t>
+      <w:pPr>
+        <w:spacing w:line="336" w:lineRule="auto" w:after="180"/>
+      </w:pPr>
+      <w:r>
+        <w:rPr>
+          <w:b w:val="0"/>
+        </w:rPr>
+        <w:t>C=[1, 2, 3, 10], D=[3, 3, 3, 3]. Compute means/</w:t>
+      </w:r>
+      <w:r>
+        <w:rPr>
+          <w:b/>
+        </w:rPr>
+        <w:t>median</w:t>
+      </w:r>
+      <w:r>
+        <w:rPr>
+          <w:b w:val="0"/>
+        </w:rPr>
+        <w:t>s; one D response is wrong.</w:t>
       </w:r>
     </w:p>
     <w:p>
-      <w:r>
-        <w:t>________________________________________________________________</w:t>
+      <w:pPr>
+        <w:pStyle w:val="Heading3"/>
+      </w:pPr>
+      <w:r>
+        <w:t>My independent explanation, trace and limits</w:t>
       </w:r>
     </w:p>
     <w:p>
@@ -376,48 +446,96 @@
     </w:p>
     <w:p>
       <w:r>
-        <w:t>Attempt this case before feedback. Record any help. Earlier examples below are further practice; a case already practised with feedback cannot establish fresh transfer.</w:t>
+        <w:t>________________________________________________________________</w:t>
       </w:r>
     </w:p>
     <w:p>
-      <w:pPr>
-        <w:pStyle w:val="Heading1"/>
-      </w:pPr>
-      <w:r>
-        <w:t>05. W1 Explain the mechanism</w:t>
+      <w:r>
+        <w:t>________________________________________________________________</w:t>
       </w:r>
     </w:p>
     <w:p>
       <w:r>
-        <w:t>Explain the weekly mechanism in your own words. Use the worked scenario to name its input, decision rule and output.</w:t>
+        <w:t>________________________________________________________________</w:t>
       </w:r>
     </w:p>
     <w:p>
       <w:pPr>
-        <w:pStyle w:val="Heading3"/>
-      </w:pPr>
-      <w:r>
-        <w:t>My reasoning and evidence</w:t>
+        <w:spacing w:line="336" w:lineRule="auto" w:after="180"/>
+      </w:pPr>
+      <w:r>
+        <w:rPr>
+          <w:b w:val="0"/>
+        </w:rPr>
+        <w:t>Attempt this case before feedback. Record any help. Earlier examples below are further practice; a case already practised with feedback cannot establish fresh transfer.</w:t>
       </w:r>
     </w:p>
     <w:p>
-      <w:r>
-        <w:t>________________________________________________________________</w:t>
+      <w:pPr>
+        <w:pStyle w:val="Heading1"/>
+      </w:pPr>
+      <w:r>
+        <w:t>05. W1 Explain the mechanism</w:t>
       </w:r>
     </w:p>
     <w:p>
       <w:r>
-        <w:t>________________________________________________________________</w:t>
+        <w:t>Explain the mechanism. Apply the supplied Performance and cost experiments facts and keep your reasoning.</w:t>
       </w:r>
     </w:p>
     <w:p>
-      <w:r>
-        <w:t>________________________________________________________________</w:t>
+      <w:pPr>
+        <w:spacing w:line="336" w:lineRule="auto" w:after="180"/>
+      </w:pPr>
+      <w:r>
+        <w:rPr>
+          <w:b w:val="0"/>
+        </w:rPr>
+        <w:t xml:space="preserve">Explain the weekly </w:t>
+      </w:r>
+      <w:r>
+        <w:rPr>
+          <w:b/>
+        </w:rPr>
+        <w:t>mechanism</w:t>
+      </w:r>
+      <w:r>
+        <w:rPr>
+          <w:b w:val="0"/>
+        </w:rPr>
+        <w:t xml:space="preserve"> in your own words. Use the worked scenario to name its </w:t>
+      </w:r>
+      <w:r>
+        <w:rPr>
+          <w:b/>
+        </w:rPr>
+        <w:t>input</w:t>
+      </w:r>
+      <w:r>
+        <w:rPr>
+          <w:b w:val="0"/>
+        </w:rPr>
+        <w:t xml:space="preserve">, decision rule and </w:t>
+      </w:r>
+      <w:r>
+        <w:rPr>
+          <w:b/>
+        </w:rPr>
+        <w:t>output</w:t>
+      </w:r>
+      <w:r>
+        <w:rPr>
+          <w:b w:val="0"/>
+        </w:rPr>
+        <w:t>.</w:t>
       </w:r>
     </w:p>
     <w:p>
-      <w:r>
-        <w:t>________________________________________________________________</w:t>
+      <w:pPr>
+        <w:pStyle w:val="Heading3"/>
+      </w:pPr>
+      <w:r>
+        <w:t>My reasoning and evidence</w:t>
       </w:r>
     </w:p>
     <w:p>
@@ -431,24 +549,18 @@
       </w:r>
     </w:p>
     <w:p>
-      <w:pPr>
-        <w:pStyle w:val="Heading1"/>
-      </w:pPr>
-      <w:r>
-        <w:t>06. W2 Trace the worked case</w:t>
+      <w:r>
+        <w:t>________________________________________________________________</w:t>
       </w:r>
     </w:p>
     <w:p>
       <w:r>
-        <w:t>Durations A=[1, 1, 1, 9] seconds, B=[2, 2, 2, 2]. All pass. Compute mean and median. Show the intermediate steps and give the conclusion with its scope.</w:t>
+        <w:t>________________________________________________________________</w:t>
       </w:r>
     </w:p>
     <w:p>
-      <w:pPr>
-        <w:pStyle w:val="Heading3"/>
-      </w:pPr>
-      <w:r>
-        <w:t>My reasoning and evidence</w:t>
+      <w:r>
+        <w:t>________________________________________________________________</w:t>
       </w:r>
     </w:p>
     <w:p>
@@ -457,23 +569,47 @@
       </w:r>
     </w:p>
     <w:p>
-      <w:r>
-        <w:t>________________________________________________________________</w:t>
+      <w:pPr>
+        <w:pStyle w:val="Heading1"/>
+      </w:pPr>
+      <w:r>
+        <w:t>06. W2 Trace the worked case</w:t>
       </w:r>
     </w:p>
     <w:p>
       <w:r>
-        <w:t>________________________________________________________________</w:t>
+        <w:t>Trace the worked case. Apply the supplied Performance and cost experiments facts and keep your reasoning.</w:t>
       </w:r>
     </w:p>
     <w:p>
-      <w:r>
-        <w:t>________________________________________________________________</w:t>
+      <w:pPr>
+        <w:spacing w:line="336" w:lineRule="auto" w:after="180"/>
+      </w:pPr>
+      <w:r>
+        <w:rPr>
+          <w:b w:val="0"/>
+        </w:rPr>
+        <w:t xml:space="preserve">Durations A=[1, 1, 1, 9] seconds, B=[2, 2, 2, 2]. All pass. Compute mean and </w:t>
+      </w:r>
+      <w:r>
+        <w:rPr>
+          <w:b/>
+        </w:rPr>
+        <w:t>median</w:t>
+      </w:r>
+      <w:r>
+        <w:rPr>
+          <w:b w:val="0"/>
+        </w:rPr>
+        <w:t>. Show the intermediate steps and give the conclusion with its scope.</w:t>
       </w:r>
     </w:p>
     <w:p>
-      <w:r>
-        <w:t>________________________________________________________________</w:t>
+      <w:pPr>
+        <w:pStyle w:val="Heading3"/>
+      </w:pPr>
+      <w:r>
+        <w:t>My reasoning and evidence</w:t>
       </w:r>
     </w:p>
     <w:p>
@@ -487,24 +623,18 @@
       </w:r>
     </w:p>
     <w:p>
-      <w:pPr>
-        <w:pStyle w:val="Heading1"/>
-      </w:pPr>
-      <w:r>
-        <w:t>07. W3 Audit the limit</w:t>
+      <w:r>
+        <w:t>________________________________________________________________</w:t>
       </w:r>
     </w:p>
     <w:p>
       <w:r>
-        <w:t>A report omits this qualification: Resource improvement under one workload is not universal efficiency or equal quality. Explain how omitting it could change a reader's interpretation, and write an accurate replacement.</w:t>
+        <w:t>________________________________________________________________</w:t>
       </w:r>
     </w:p>
     <w:p>
-      <w:pPr>
-        <w:pStyle w:val="Heading3"/>
-      </w:pPr>
-      <w:r>
-        <w:t>My reasoning and evidence</w:t>
+      <w:r>
+        <w:t>________________________________________________________________</w:t>
       </w:r>
     </w:p>
     <w:p>
@@ -518,44 +648,50 @@
       </w:r>
     </w:p>
     <w:p>
-      <w:r>
-        <w:t>________________________________________________________________</w:t>
+      <w:pPr>
+        <w:pStyle w:val="Heading1"/>
+      </w:pPr>
+      <w:r>
+        <w:t>07. W3 Audit the limit</w:t>
       </w:r>
     </w:p>
     <w:p>
       <w:r>
-        <w:t>________________________________________________________________</w:t>
+        <w:t>Audit the limit. Apply the supplied Performance and cost experiments facts and keep your reasoning.</w:t>
       </w:r>
     </w:p>
     <w:p>
-      <w:r>
-        <w:t>________________________________________________________________</w:t>
+      <w:pPr>
+        <w:spacing w:line="336" w:lineRule="auto" w:after="180"/>
+      </w:pPr>
+      <w:r>
+        <w:rPr>
+          <w:b w:val="0"/>
+        </w:rPr>
+        <w:t>A report omits this qualification: Resource improvement under one workload is not universal efficiency or equal quality. Explain how omitting it could change a reader's interpretation, and write an accurate replacement.</w:t>
       </w:r>
     </w:p>
     <w:p>
-      <w:r>
-        <w:t>________________________________________________________________</w:t>
+      <w:pPr>
+        <w:pStyle w:val="Heading3"/>
+      </w:pPr>
+      <w:r>
+        <w:t>My reasoning and evidence</w:t>
       </w:r>
     </w:p>
     <w:p>
-      <w:pPr>
-        <w:pStyle w:val="Heading1"/>
-      </w:pPr>
-      <w:r>
-        <w:t>08. W4 Apply a new case independently</w:t>
+      <w:r>
+        <w:t>________________________________________________________________</w:t>
       </w:r>
     </w:p>
     <w:p>
       <w:r>
-        <w:t>C=[1, 2, 3, 10], D=[3, 3, 3, 3]. Compute means/medians; one D response is wrong.</w:t>
+        <w:t>________________________________________________________________</w:t>
       </w:r>
     </w:p>
     <w:p>
-      <w:pPr>
-        <w:pStyle w:val="Heading3"/>
-      </w:pPr>
-      <w:r>
-        <w:t>My reasoning and evidence</w:t>
+      <w:r>
+        <w:t>________________________________________________________________</w:t>
       </w:r>
     </w:p>
     <w:p>
@@ -574,23 +710,47 @@
       </w:r>
     </w:p>
     <w:p>
-      <w:r>
-        <w:t>________________________________________________________________</w:t>
+      <w:pPr>
+        <w:pStyle w:val="Heading1"/>
+      </w:pPr>
+      <w:r>
+        <w:t>08. W4 Apply a new case independently</w:t>
       </w:r>
     </w:p>
     <w:p>
       <w:r>
-        <w:t>________________________________________________________________</w:t>
+        <w:t>Attempt before feedback. If this repeats the selected independent case, reuse that first attempt; otherwise keep a separate record. Apply a new case independently. Apply the supplied Performance and cost experiments facts and keep your reasoning.</w:t>
       </w:r>
     </w:p>
     <w:p>
-      <w:r>
-        <w:t>________________________________________________________________</w:t>
+      <w:pPr>
+        <w:spacing w:line="336" w:lineRule="auto" w:after="180"/>
+      </w:pPr>
+      <w:r>
+        <w:rPr>
+          <w:b w:val="0"/>
+        </w:rPr>
+        <w:t>C=[1, 2, 3, 10], D=[3, 3, 3, 3]. Compute means/</w:t>
+      </w:r>
+      <w:r>
+        <w:rPr>
+          <w:b/>
+        </w:rPr>
+        <w:t>median</w:t>
+      </w:r>
+      <w:r>
+        <w:rPr>
+          <w:b w:val="0"/>
+        </w:rPr>
+        <w:t>s; one D response is wrong.</w:t>
       </w:r>
     </w:p>
     <w:p>
-      <w:r>
-        <w:t>________________________________________________________________</w:t>
+      <w:pPr>
+        <w:pStyle w:val="Heading3"/>
+      </w:pPr>
+      <w:r>
+        <w:t>My reasoning and evidence</w:t>
       </w:r>
     </w:p>
     <w:p>
@@ -599,24 +759,18 @@
       </w:r>
     </w:p>
     <w:p>
-      <w:pPr>
-        <w:pStyle w:val="Heading1"/>
-      </w:pPr>
-      <w:r>
-        <w:t>09. W5 Design a revealing follow-up</w:t>
+      <w:r>
+        <w:t>________________________________________________________________</w:t>
       </w:r>
     </w:p>
     <w:p>
       <w:r>
-        <w:t>For the worked scenario, propose one additional case that could reveal a failure, describe its expected outcome before running it, and explain what would need to remain fixed for a fair comparison. Do not reuse W4 as a new final test after receiving feedback.</w:t>
+        <w:t>________________________________________________________________</w:t>
       </w:r>
     </w:p>
     <w:p>
-      <w:pPr>
-        <w:pStyle w:val="Heading3"/>
-      </w:pPr>
-      <w:r>
-        <w:t>My reasoning and evidence</w:t>
+      <w:r>
+        <w:t>________________________________________________________________</w:t>
       </w:r>
     </w:p>
     <w:p>
@@ -640,39 +794,51 @@
       </w:r>
     </w:p>
     <w:p>
-      <w:r>
-        <w:t>________________________________________________________________</w:t>
+      <w:pPr>
+        <w:pStyle w:val="Heading1"/>
+      </w:pPr>
+      <w:r>
+        <w:t>09. W5 Design a revealing follow-up</w:t>
       </w:r>
     </w:p>
     <w:p>
       <w:r>
-        <w:t>________________________________________________________________</w:t>
+        <w:t>Design a revealing follow-up. Apply the supplied Performance and cost experiments facts and keep your reasoning.</w:t>
       </w:r>
     </w:p>
     <w:p>
-      <w:r>
-        <w:t>________________________________________________________________</w:t>
+      <w:pPr>
+        <w:spacing w:line="336" w:lineRule="auto" w:after="180"/>
+      </w:pPr>
+      <w:r>
+        <w:rPr>
+          <w:b w:val="0"/>
+        </w:rPr>
+        <w:t>For the worked scenario, propose one additional case that could reveal a failure, describe its expected outcome before running it, and explain what would need to remain fixed for a fair comparison.</w:t>
       </w:r>
     </w:p>
     <w:p>
       <w:pPr>
-        <w:pStyle w:val="Heading1"/>
-      </w:pPr>
-      <w:r>
-        <w:t>10. Project checkpoint and reflection</w:t>
+        <w:spacing w:line="336" w:lineRule="auto" w:after="180"/>
+      </w:pPr>
+      <w:r>
+        <w:rPr>
+          <w:b w:val="0"/>
+        </w:rPr>
+        <w:t>Do not reuse W4 as a new final test after receiving feedback.</w:t>
       </w:r>
     </w:p>
     <w:p>
-      <w:r>
-        <w:t>Add a labelled performance and cost experiments evidence sheet to Grounded Learning Service. Show how you can explain the mechanism and terminology of performance and cost experiments. Use the supplied fictional case and keep its inputs, intermediate steps, calculation or prediction, and limitation. Connect this record to last week’s record; a matching answer without a trace is insufficient.</w:t>
+      <w:pPr>
+        <w:pStyle w:val="Heading3"/>
+      </w:pPr>
+      <w:r>
+        <w:t>My reasoning and evidence</w:t>
       </w:r>
     </w:p>
     <w:p>
-      <w:pPr>
-        <w:pStyle w:val="Heading3"/>
-      </w:pPr>
-      <w:r>
-        <w:t>My project change, supporting evidence and remaining limit</w:t>
+      <w:r>
+        <w:t>________________________________________________________________</w:t>
       </w:r>
     </w:p>
     <w:p>
@@ -710,7 +876,133 @@
         <w:pStyle w:val="Heading1"/>
       </w:pPr>
       <w:r>
+        <w:t>10. Project checkpoint and reflection</w:t>
+      </w:r>
+    </w:p>
+    <w:p>
+      <w:r>
+        <w:t>Connect Performance and cost experiments to Grounded Learning Service, identify a limit and choose the next useful test.</w:t>
+      </w:r>
+    </w:p>
+    <w:p>
+      <w:pPr>
+        <w:spacing w:line="336" w:lineRule="auto" w:after="180"/>
+      </w:pPr>
+      <w:r>
+        <w:rPr>
+          <w:b w:val="0"/>
+        </w:rPr>
+        <w:t xml:space="preserve">Add a labelled performance and cost experiments </w:t>
+      </w:r>
+      <w:r>
+        <w:rPr>
+          <w:b/>
+        </w:rPr>
+        <w:t>evidence</w:t>
+      </w:r>
+      <w:r>
+        <w:rPr>
+          <w:b w:val="0"/>
+        </w:rPr>
+        <w:t xml:space="preserve"> sheet to Grounded Learning Service. Show how you can explain the </w:t>
+      </w:r>
+      <w:r>
+        <w:rPr>
+          <w:b/>
+        </w:rPr>
+        <w:t>mechanism</w:t>
+      </w:r>
+      <w:r>
+        <w:rPr>
+          <w:b w:val="0"/>
+        </w:rPr>
+        <w:t xml:space="preserve"> and terminology of performance and cost experiments.</w:t>
+      </w:r>
+    </w:p>
+    <w:p>
+      <w:pPr>
+        <w:spacing w:line="336" w:lineRule="auto" w:after="180"/>
+      </w:pPr>
+      <w:r>
+        <w:rPr>
+          <w:b w:val="0"/>
+        </w:rPr>
+        <w:t xml:space="preserve">Use the supplied fictional case and keep its </w:t>
+      </w:r>
+      <w:r>
+        <w:rPr>
+          <w:b/>
+        </w:rPr>
+        <w:t>input</w:t>
+      </w:r>
+      <w:r>
+        <w:rPr>
+          <w:b w:val="0"/>
+        </w:rPr>
+        <w:t xml:space="preserve">s, intermediate steps, calculation or </w:t>
+      </w:r>
+      <w:r>
+        <w:rPr>
+          <w:b/>
+        </w:rPr>
+        <w:t>prediction</w:t>
+      </w:r>
+      <w:r>
+        <w:rPr>
+          <w:b w:val="0"/>
+        </w:rPr>
+        <w:t>, and limitation. Connect this record to last week’s record; a matching answer without a trace is insufficient.</w:t>
+      </w:r>
+    </w:p>
+    <w:p>
+      <w:pPr>
+        <w:pStyle w:val="Heading3"/>
+      </w:pPr>
+      <w:r>
+        <w:t>My project change, supporting evidence and remaining limit</w:t>
+      </w:r>
+    </w:p>
+    <w:p>
+      <w:r>
+        <w:t>________________________________________________________________</w:t>
+      </w:r>
+    </w:p>
+    <w:p>
+      <w:r>
+        <w:t>________________________________________________________________</w:t>
+      </w:r>
+    </w:p>
+    <w:p>
+      <w:r>
+        <w:t>________________________________________________________________</w:t>
+      </w:r>
+    </w:p>
+    <w:p>
+      <w:r>
+        <w:t>________________________________________________________________</w:t>
+      </w:r>
+    </w:p>
+    <w:p>
+      <w:r>
+        <w:t>________________________________________________________________</w:t>
+      </w:r>
+    </w:p>
+    <w:p>
+      <w:r>
+        <w:t>________________________________________________________________</w:t>
+      </w:r>
+    </w:p>
+    <w:p>
+      <w:pPr>
+        <w:pStyle w:val="Heading1"/>
+      </w:pPr>
+      <w:r>
         <w:t>11. Feedback, return check and learning record</w:t>
+      </w:r>
+    </w:p>
+    <w:p>
+      <w:r>
+        <w:t>Record the first repaired step and a different case to revisit after a delay.</w:t>
       </w:r>
     </w:p>
     <w:tbl>
@@ -850,7 +1142,13 @@
       </w:tr>
     </w:tbl>
     <w:p>
-      <w:r>
+      <w:pPr>
+        <w:spacing w:line="336" w:lineRule="auto" w:after="180"/>
+      </w:pPr>
+      <w:r>
+        <w:rPr>
+          <w:b w:val="0"/>
+        </w:rPr>
         <w:t>Revisit this idea with your teacher after a delay. Familiarity is different from explaining and using it on a changed case.</w:t>
       </w:r>
     </w:p>
@@ -864,11 +1162,28 @@
     </w:p>
     <w:p>
       <w:r>
-        <w:t>Measure time and cost. Two fixed configurations answer the same six questions and meet the same quality rubric.</w:t>
+        <w:t>Measure time and cost. Two fixed configurations answer the same six questions and meet the same quality rubric. Explain the labelled step before checking the changed condition.</w:t>
       </w:r>
     </w:p>
     <w:p>
-      <w:r>
+      <w:pPr>
+        <w:spacing w:line="336" w:lineRule="auto" w:after="180"/>
+      </w:pPr>
+      <w:r>
+        <w:rPr>
+          <w:b w:val="0"/>
+        </w:rPr>
+        <w:t>Measure time and cost. Two fixed configurations answer the same six questions and meet the same quality rubric.</w:t>
+      </w:r>
+    </w:p>
+    <w:p>
+      <w:pPr>
+        <w:spacing w:line="336" w:lineRule="auto" w:after="180"/>
+      </w:pPr>
+      <w:r>
+        <w:rPr>
+          <w:b w:val="0"/>
+        </w:rPr>
         <w:t>A totals 18 seconds and 12 cost units. B totals 12 seconds and 18 units.</w:t>
       </w:r>
     </w:p>
@@ -945,7 +1260,14 @@
       </w:r>
     </w:p>
     <w:p>
-      <w:r>
+      <w:pPr>
+        <w:spacing w:line="336" w:lineRule="auto" w:after="180"/>
+        <w:shd w:fill="F5F1FB"/>
+      </w:pPr>
+      <w:r>
+        <w:rPr>
+          <w:b w:val="0"/>
+        </w:rPr>
         <w:t>Calculate per-case seconds and cost units for A and B. Which meets a budget of at most 2 cost units per case, and what speed trade-off does that choice make?</w:t>
       </w:r>
     </w:p>
@@ -988,36 +1310,128 @@
       </w:r>
     </w:p>
     <w:p>
-      <w:r>
-        <w:t>Support used: alone / hint / worked example. This record is practice evidence.</w:t>
+      <w:pPr>
+        <w:pStyle w:val="Heading3"/>
+      </w:pPr>
+      <w:r>
+        <w:t>Record the help used</w:t>
       </w:r>
     </w:p>
     <w:p>
-      <w:r>
-        <w:t>Project connection: For the Grounded Learning Service, retain an annotated trace and the changed-case result. Name the contract or evidence that makes the deciding step valid, so another team can review it.</w:t>
+      <w:pPr>
+        <w:spacing w:line="336" w:lineRule="auto" w:after="180"/>
+        <w:shd w:fill="F1F6F8"/>
+      </w:pPr>
+      <w:r>
+        <w:rPr>
+          <w:b w:val="0"/>
+        </w:rPr>
+        <w:t xml:space="preserve">Support used: alone / hint / worked example. This record is practice </w:t>
+      </w:r>
+      <w:r>
+        <w:rPr>
+          <w:b/>
+        </w:rPr>
+        <w:t>evidence</w:t>
+      </w:r>
+      <w:r>
+        <w:rPr>
+          <w:b w:val="0"/>
+        </w:rPr>
+        <w:t>.</w:t>
       </w:r>
     </w:p>
     <w:p>
       <w:pPr>
-        <w:pStyle w:val="Heading1"/>
-      </w:pPr>
-      <w:r>
-        <w:t>13. Project portfolio milestone</w:t>
+        <w:spacing w:line="336" w:lineRule="auto" w:after="180"/>
+      </w:pPr>
+      <w:r>
+        <w:rPr>
+          <w:b w:val="0"/>
+        </w:rPr>
+        <w:t xml:space="preserve">Project connection: For the Grounded Learning Service, retain an annotated trace and the changed-case result. Name the contract or </w:t>
+      </w:r>
+      <w:r>
+        <w:rPr>
+          <w:b/>
+        </w:rPr>
+        <w:t>evidence</w:t>
+      </w:r>
+      <w:r>
+        <w:rPr>
+          <w:b w:val="0"/>
+        </w:rPr>
+        <w:t xml:space="preserve"> that makes the deciding step valid, so another team can review it.</w:t>
       </w:r>
     </w:p>
     <w:p>
-      <w:r>
-        <w:t>Project: Grounded Learning Service</w:t>
+      <w:pPr>
+        <w:pStyle w:val="Heading1"/>
+      </w:pPr>
+      <w:r>
+        <w:t>13. Project portfolio milestone</w:t>
       </w:r>
     </w:p>
     <w:p>
       <w:r>
-        <w:t>Current milestone: Prepare the demonstration. Gather reproducible instructions, evidence, access checks and remaining limitations.</w:t>
+        <w:t>Keep this week’s input, deciding step, result and limit together in the Grounded Learning Service record.</w:t>
       </w:r>
     </w:p>
     <w:p>
-      <w:r>
-        <w:t>For the Grounded Learning Service, retain an annotated trace and the changed-case result. Name the contract or evidence that makes the deciding step valid, so another team can review it.</w:t>
+      <w:pPr>
+        <w:spacing w:line="336" w:lineRule="auto" w:after="180"/>
+      </w:pPr>
+      <w:r>
+        <w:rPr>
+          <w:b w:val="0"/>
+        </w:rPr>
+        <w:t>Project: Grounded Learning Service</w:t>
+      </w:r>
+    </w:p>
+    <w:p>
+      <w:pPr>
+        <w:spacing w:line="336" w:lineRule="auto" w:after="180"/>
+      </w:pPr>
+      <w:r>
+        <w:rPr>
+          <w:b w:val="0"/>
+        </w:rPr>
+        <w:t xml:space="preserve">Current milestone: Prepare the demonstration. Gather reproducible instructions, </w:t>
+      </w:r>
+      <w:r>
+        <w:rPr>
+          <w:b/>
+        </w:rPr>
+        <w:t>evidence</w:t>
+      </w:r>
+      <w:r>
+        <w:rPr>
+          <w:b w:val="0"/>
+        </w:rPr>
+        <w:t>, access checks and remaining limitations.</w:t>
+      </w:r>
+    </w:p>
+    <w:p>
+      <w:pPr>
+        <w:spacing w:line="336" w:lineRule="auto" w:after="180"/>
+      </w:pPr>
+      <w:r>
+        <w:rPr>
+          <w:b w:val="0"/>
+        </w:rPr>
+        <w:t xml:space="preserve">For the Grounded Learning Service, retain an annotated trace and the changed-case result. Name the contract or </w:t>
+      </w:r>
+      <w:r>
+        <w:rPr>
+          <w:b/>
+        </w:rPr>
+        <w:t>evidence</w:t>
+      </w:r>
+      <w:r>
+        <w:rPr>
+          <w:b w:val="0"/>
+        </w:rPr>
+        <w:t xml:space="preserve"> that makes the deciding step valid, so another team can review it.</w:t>
       </w:r>
     </w:p>
     <w:tbl>
@@ -1179,53 +1593,92 @@
     </w:p>
     <w:p>
       <w:r>
-        <w:t>Use this supported practice once, in the browser or on paper. Keep the reserved independent assessment for a separate first attempt before teacher feedback.</w:t>
+        <w:t>Try the supported questions before comparing with hints and feedback. Record what you repaired and the evidence you retained.</w:t>
       </w:r>
     </w:p>
     <w:p>
-      <w:r>
-        <w:t>Measure time and cost. Two fixed configurations answer the same six questions and meet the same quality rubric.</w:t>
+      <w:pPr>
+        <w:spacing w:line="336" w:lineRule="auto" w:after="180"/>
+      </w:pPr>
+      <w:r>
+        <w:rPr>
+          <w:b w:val="0"/>
+        </w:rPr>
+        <w:t>Use this supported practice once, in the browser or on paper. Keep the reserved independent assessment for a separate first attempt before teacher feedback.</w:t>
       </w:r>
     </w:p>
     <w:p>
       <w:pPr>
-        <w:pStyle w:val="Heading3"/>
-      </w:pPr>
-      <w:r>
-        <w:t>Practice 1: explain the deciding evidence</w:t>
+        <w:spacing w:line="336" w:lineRule="auto" w:after="180"/>
+      </w:pPr>
+      <w:r>
+        <w:rPr>
+          <w:b w:val="0"/>
+        </w:rPr>
+        <w:t>Measure time and cost. Two fixed configurations answer the same six questions and meet the same quality rubric.</w:t>
       </w:r>
     </w:p>
     <w:p>
-      <w:r>
-        <w:t>Which labelled step matches this detail? B saves one second but costs one extra unit per case.</w:t>
+      <w:pPr>
+        <w:pStyle w:val="Heading3"/>
+      </w:pPr>
+      <w:r>
+        <w:t>Practice 1: explain the deciding evidence</w:t>
       </w:r>
     </w:p>
     <w:p>
-      <w:r>
-        <w:t>1. Compute mean cost</w:t>
+      <w:pPr>
+        <w:spacing w:line="336" w:lineRule="auto" w:after="180"/>
+      </w:pPr>
+      <w:r>
+        <w:rPr>
+          <w:b w:val="0"/>
+        </w:rPr>
+        <w:t>Which labelled step matches this detail? B saves one second but costs one extra unit per case.</w:t>
       </w:r>
     </w:p>
     <w:p>
-      <w:r>
-        <w:t>2. Compute mean time</w:t>
+      <w:pPr>
+        <w:spacing w:line="336" w:lineRule="auto" w:after="180"/>
+        <w:shd w:fill="F4F9FC"/>
+      </w:pPr>
+      <w:r>
+        <w:rPr>
+          <w:b w:val="0"/>
+        </w:rPr>
+        <w:t>1. Compute mean cost</w:t>
       </w:r>
     </w:p>
     <w:p>
-      <w:r>
-        <w:t>3. Compare trade-off</w:t>
+      <w:pPr>
+        <w:spacing w:line="336" w:lineRule="auto" w:after="180"/>
+        <w:shd w:fill="F4F9FC"/>
+      </w:pPr>
+      <w:r>
+        <w:rPr>
+          <w:b w:val="0"/>
+        </w:rPr>
+        <w:t>2. Compute mean time</w:t>
       </w:r>
     </w:p>
     <w:p>
       <w:pPr>
-        <w:pStyle w:val="Heading3"/>
-      </w:pPr>
-      <w:r>
-        <w:t>My selected conclusion, deciding fact and explanation</w:t>
+        <w:spacing w:line="336" w:lineRule="auto" w:after="180"/>
+        <w:shd w:fill="F4F9FC"/>
+      </w:pPr>
+      <w:r>
+        <w:rPr>
+          <w:b w:val="0"/>
+        </w:rPr>
+        <w:t>3. Compare trade-off</w:t>
       </w:r>
     </w:p>
     <w:p>
-      <w:r>
-        <w:t>________________________________________________________________</w:t>
+      <w:pPr>
+        <w:pStyle w:val="Heading3"/>
+      </w:pPr>
+      <w:r>
+        <w:t>My selected conclusion, deciding fact and explanation</w:t>
       </w:r>
     </w:p>
     <w:p>
@@ -1250,40 +1703,67 @@
     </w:p>
     <w:p>
       <w:r>
-        <w:t>Hint if needed: Read the steps in the pictorial case. Match the supplied detail to the stage that performs or records it.</w:t>
+        <w:t>________________________________________________________________</w:t>
       </w:r>
     </w:p>
     <w:p>
-      <w:r>
-        <w:t>After your attempt, compare with the supported explanation: Compare trade-off B saves one second but costs one extra unit per case. A fair performance experiment holds the workload and measurement procedure fixed. Faster is not automatically preferable under a budget.</w:t>
+      <w:pPr>
+        <w:pStyle w:val="Heading3"/>
+      </w:pPr>
+      <w:r>
+        <w:t>Hint · try first</w:t>
       </w:r>
     </w:p>
     <w:p>
       <w:pPr>
-        <w:pStyle w:val="Heading3"/>
-      </w:pPr>
-      <w:r>
-        <w:t>Practice 2: explain the deciding evidence</w:t>
+        <w:spacing w:line="336" w:lineRule="auto" w:after="180"/>
+        <w:shd w:fill="F1F6F8"/>
+      </w:pPr>
+      <w:r>
+        <w:rPr>
+          <w:b w:val="0"/>
+        </w:rPr>
+        <w:t>Hint if needed: Read the steps in the pictorial case. Match the supplied detail to the stage that performs or records it.</w:t>
       </w:r>
     </w:p>
     <w:p>
-      <w:r>
-        <w:t>Changed-case practice: Require at most 2 cost units per case. Which conclusion is supported by the supplied facts?</w:t>
+      <w:pPr>
+        <w:pStyle w:val="Heading3"/>
+      </w:pPr>
+      <w:r>
+        <w:t>Feedback · compare after trying</w:t>
       </w:r>
     </w:p>
     <w:p>
-      <w:r>
-        <w:t>1. This one example guarantees correct results for every future input.</w:t>
+      <w:pPr>
+        <w:spacing w:line="336" w:lineRule="auto" w:after="180"/>
+        <w:shd w:fill="F1F6FC"/>
+      </w:pPr>
+      <w:r>
+        <w:rPr>
+          <w:b w:val="0"/>
+        </w:rPr>
+        <w:t>After your attempt, compare with the supported explanation: Compare trade-off B saves one second but costs one extra unit per case. A fair performance experiment holds the workload and measurement procedure fixed.</w:t>
       </w:r>
     </w:p>
     <w:p>
-      <w:r>
-        <w:t>2. A meets the budget; B does not.</w:t>
+      <w:pPr>
+        <w:spacing w:line="336" w:lineRule="auto" w:after="180"/>
+        <w:shd w:fill="F1F6FC"/>
+      </w:pPr>
+      <w:r>
+        <w:rPr>
+          <w:b w:val="0"/>
+        </w:rPr>
+        <w:t>Faster is not automatically preferable under a budget.</w:t>
       </w:r>
     </w:p>
     <w:p>
-      <w:r>
-        <w:t>3. We can decide the result without examining the changed input or the procedure.</w:t>
+      <w:pPr>
+        <w:pStyle w:val="Heading3"/>
+      </w:pPr>
+      <w:r>
+        <w:t>Practice 2: explain the deciding evidence</w:t>
       </w:r>
     </w:p>
     <w:p>
@@ -1291,91 +1771,1027 @@
         <w:pStyle w:val="Heading3"/>
       </w:pPr>
       <w:r>
-        <w:t>My selected conclusion, deciding fact and explanation</w:t>
+        <w:t>Changed case · predict first</w:t>
       </w:r>
     </w:p>
     <w:p>
-      <w:r>
-        <w:t>________________________________________________________________</w:t>
+      <w:pPr>
+        <w:spacing w:line="336" w:lineRule="auto" w:after="180"/>
+        <w:shd w:fill="F5F1FB"/>
+      </w:pPr>
+      <w:r>
+        <w:rPr>
+          <w:b w:val="0"/>
+        </w:rPr>
+        <w:t>Changed-case practice: Require at most 2 cost units per case. Which conclusion is supported by the supplied facts?</w:t>
       </w:r>
     </w:p>
     <w:p>
-      <w:r>
-        <w:t>________________________________________________________________</w:t>
+      <w:pPr>
+        <w:spacing w:line="336" w:lineRule="auto" w:after="180"/>
+        <w:shd w:fill="F4F9FC"/>
+      </w:pPr>
+      <w:r>
+        <w:rPr>
+          <w:b w:val="0"/>
+        </w:rPr>
+        <w:t xml:space="preserve">1. This one example guarantees correct results for every future </w:t>
+      </w:r>
+      <w:r>
+        <w:rPr>
+          <w:b/>
+        </w:rPr>
+        <w:t>input</w:t>
+      </w:r>
+      <w:r>
+        <w:rPr>
+          <w:b w:val="0"/>
+        </w:rPr>
+        <w:t>.</w:t>
       </w:r>
     </w:p>
     <w:p>
-      <w:r>
-        <w:t>________________________________________________________________</w:t>
+      <w:pPr>
+        <w:spacing w:line="336" w:lineRule="auto" w:after="180"/>
+        <w:shd w:fill="F4F9FC"/>
+      </w:pPr>
+      <w:r>
+        <w:rPr>
+          <w:b w:val="0"/>
+        </w:rPr>
+        <w:t>2. A meets the budget; B does not.</w:t>
       </w:r>
     </w:p>
     <w:p>
-      <w:r>
-        <w:t>________________________________________________________________</w:t>
+      <w:pPr>
+        <w:spacing w:line="336" w:lineRule="auto" w:after="180"/>
+        <w:shd w:fill="F4F9FC"/>
+      </w:pPr>
+      <w:r>
+        <w:rPr>
+          <w:b w:val="0"/>
+        </w:rPr>
+        <w:t xml:space="preserve">3. We can decide the result without examining the changed </w:t>
+      </w:r>
+      <w:r>
+        <w:rPr>
+          <w:b/>
+        </w:rPr>
+        <w:t>input</w:t>
+      </w:r>
+      <w:r>
+        <w:rPr>
+          <w:b w:val="0"/>
+        </w:rPr>
+        <w:t xml:space="preserve"> or the procedure.</w:t>
       </w:r>
     </w:p>
     <w:p>
-      <w:r>
-        <w:t>________________________________________________________________</w:t>
+      <w:pPr>
+        <w:pStyle w:val="Heading3"/>
+      </w:pPr>
+      <w:r>
+        <w:t>My selected conclusion, deciding fact and explanation</w:t>
       </w:r>
     </w:p>
     <w:p>
       <w:r>
-        <w:t>Hint if needed: Use the changed condition and the deciding step in the pictorial trace. The answer must say what follows from those facts.</w:t>
+        <w:t>________________________________________________________________</w:t>
       </w:r>
     </w:p>
     <w:p>
       <w:r>
-        <w:t>After your attempt, compare with the supported explanation: A meets the budget; B does not. The mandatory resource condition changes the decision.</w:t>
+        <w:t>________________________________________________________________</w:t>
       </w:r>
     </w:p>
     <w:p>
-      <w:pPr>
-        <w:pStyle w:val="Heading3"/>
-      </w:pPr>
-      <w:r>
-        <w:t>Repair a missing building block</w:t>
+      <w:r>
+        <w:t>________________________________________________________________</w:t>
       </w:r>
     </w:p>
     <w:p>
       <w:r>
-        <w:t>Review Accessibility and user feedback (ai-6/28). Goal: Explain the mechanism and terminology of accessibility and user feedback. Short practice: Explain what each text, keyboard and assistive-technology change adds to the feedback. Why does changing the red circle to orange alone not solve the communication barrier?. Return to this week and explain what you changed.</w:t>
+        <w:t>________________________________________________________________</w:t>
       </w:r>
     </w:p>
     <w:p>
       <w:r>
-        <w:t>Review Incident investigation (ai-6/26). Goal: Explain the mechanism and terminology of incident investigation. Short practice: Order the three incident records and locate the old evidence version. How does the investigation change if the trace instead retrieves version 6 but drafts room C?. Return to this week and explain what you changed.</w:t>
+        <w:t>________________________________________________________________</w:t>
       </w:r>
     </w:p>
     <w:p>
-      <w:r>
-        <w:t>Review Deployment environments (ai-6/23). Goal: Explain the mechanism and terminology of deployment environments. Short practice: Identify the staging data and credential boundary. Why must the rehearsal stop if its credential reaches production even though the process is labelled staging?. Return to this week and explain what you changed.</w:t>
+      <w:pPr>
+        <w:pStyle w:val="Heading3"/>
+      </w:pPr>
+      <w:r>
+        <w:t>Hint · try first</w:t>
       </w:r>
     </w:p>
     <w:p>
       <w:pPr>
-        <w:pStyle w:val="Heading3"/>
-      </w:pPr>
-      <w:r>
-        <w:t>Keep your completed work</w:t>
+        <w:spacing w:line="336" w:lineRule="auto" w:after="180"/>
+        <w:shd w:fill="F1F6F8"/>
+      </w:pPr>
+      <w:r>
+        <w:rPr>
+          <w:b w:val="0"/>
+        </w:rPr>
+        <w:t>Hint if needed: Use the changed condition and the deciding step in the pictorial trace. The answer must say what follows from those facts.</w:t>
       </w:r>
     </w:p>
     <w:p>
-      <w:r>
-        <w:t>Use Download completed work in the hosted lesson to export your answers, reflections, practice feedback and code-run evidence. Open the HTML copy to read or print it. Drafts stay in this browser when storage is available; clear drafts on a shared device.</w:t>
+      <w:pPr>
+        <w:pStyle w:val="Heading3"/>
+      </w:pPr>
+      <w:r>
+        <w:t>Feedback · compare after trying</w:t>
       </w:r>
     </w:p>
     <w:p>
       <w:pPr>
-        <w:pStyle w:val="Heading3"/>
-      </w:pPr>
-      <w:r>
-        <w:t>What I repaired, the evidence I kept and the next test</w:t>
+        <w:spacing w:line="336" w:lineRule="auto" w:after="180"/>
+        <w:shd w:fill="F1F6FC"/>
+      </w:pPr>
+      <w:r>
+        <w:rPr>
+          <w:b w:val="0"/>
+        </w:rPr>
+        <w:t>After your attempt, compare with the supported explanation: A meets the budget; B does not. The mandatory resource condition changes the decision.</w:t>
       </w:r>
     </w:p>
     <w:p>
+      <w:pPr>
+        <w:pStyle w:val="Heading3"/>
+      </w:pPr>
+      <w:r>
+        <w:t>Repair a missing building block</w:t>
+      </w:r>
+    </w:p>
+    <w:p>
+      <w:pPr>
+        <w:spacing w:line="336" w:lineRule="auto" w:after="180"/>
+      </w:pPr>
+      <w:r>
+        <w:rPr>
+          <w:b w:val="0"/>
+        </w:rPr>
+        <w:t xml:space="preserve">Review Accessibility and user feedback (ai-6/28). Goal: Explain the </w:t>
+      </w:r>
+      <w:r>
+        <w:rPr>
+          <w:b/>
+        </w:rPr>
+        <w:t>mechanism</w:t>
+      </w:r>
+      <w:r>
+        <w:rPr>
+          <w:b w:val="0"/>
+        </w:rPr>
+        <w:t xml:space="preserve"> and terminology of accessibility and user feedback.</w:t>
+      </w:r>
+    </w:p>
+    <w:p>
+      <w:pPr>
+        <w:spacing w:line="336" w:lineRule="auto" w:after="180"/>
+      </w:pPr>
+      <w:r>
+        <w:rPr>
+          <w:b w:val="0"/>
+        </w:rPr>
+        <w:t>Short practice: Explain what each text, keyboard and assistive-technology change adds to the feedback. Why does changing the red circle to orange alone not solve the communication barrier?.</w:t>
+      </w:r>
+    </w:p>
+    <w:p>
+      <w:pPr>
+        <w:spacing w:line="336" w:lineRule="auto" w:after="180"/>
+      </w:pPr>
+      <w:r>
+        <w:rPr>
+          <w:b w:val="0"/>
+        </w:rPr>
+        <w:t>Return to this week and explain what you changed.</w:t>
+      </w:r>
+    </w:p>
+    <w:p>
+      <w:pPr>
+        <w:spacing w:line="336" w:lineRule="auto" w:after="180"/>
+      </w:pPr>
+      <w:r>
+        <w:rPr>
+          <w:b w:val="0"/>
+        </w:rPr>
+        <w:t xml:space="preserve">Review Incident investigation (ai-6/26). Goal: Explain the </w:t>
+      </w:r>
+      <w:r>
+        <w:rPr>
+          <w:b/>
+        </w:rPr>
+        <w:t>mechanism</w:t>
+      </w:r>
+      <w:r>
+        <w:rPr>
+          <w:b w:val="0"/>
+        </w:rPr>
+        <w:t xml:space="preserve"> and terminology of incident investigation. Short practice: Order the three incident records and locate the old </w:t>
+      </w:r>
+      <w:r>
+        <w:rPr>
+          <w:b/>
+        </w:rPr>
+        <w:t>evidence</w:t>
+      </w:r>
+      <w:r>
+        <w:rPr>
+          <w:b w:val="0"/>
+        </w:rPr>
+        <w:t xml:space="preserve"> version.</w:t>
+      </w:r>
+    </w:p>
+    <w:p>
+      <w:pPr>
+        <w:spacing w:line="336" w:lineRule="auto" w:after="180"/>
+      </w:pPr>
+      <w:r>
+        <w:rPr>
+          <w:b w:val="0"/>
+        </w:rPr>
+        <w:t>How does the investigation change if the trace instead retrieves version 6 but drafts room C?. Return to this week and explain what you changed.</w:t>
+      </w:r>
+    </w:p>
+    <w:p>
+      <w:pPr>
+        <w:spacing w:line="336" w:lineRule="auto" w:after="180"/>
+      </w:pPr>
+      <w:r>
+        <w:rPr>
+          <w:b w:val="0"/>
+        </w:rPr>
+        <w:t xml:space="preserve">Review Deployment environments (ai-6/23). Goal: Explain the </w:t>
+      </w:r>
+      <w:r>
+        <w:rPr>
+          <w:b/>
+        </w:rPr>
+        <w:t>mechanism</w:t>
+      </w:r>
+      <w:r>
+        <w:rPr>
+          <w:b w:val="0"/>
+        </w:rPr>
+        <w:t xml:space="preserve"> and terminology of deployment environments. Short practice: Identify the staging data and credential boundary.</w:t>
+      </w:r>
+    </w:p>
+    <w:p>
+      <w:pPr>
+        <w:spacing w:line="336" w:lineRule="auto" w:after="180"/>
+      </w:pPr>
+      <w:r>
+        <w:rPr>
+          <w:b w:val="0"/>
+        </w:rPr>
+        <w:t xml:space="preserve">Why must the rehearsal stop if its credential reaches production even though the </w:t>
+      </w:r>
+      <w:r>
+        <w:rPr>
+          <w:b/>
+        </w:rPr>
+        <w:t>process</w:t>
+      </w:r>
+      <w:r>
+        <w:rPr>
+          <w:b w:val="0"/>
+        </w:rPr>
+        <w:t xml:space="preserve"> is labelled staging?. Return to this week and explain what you changed.</w:t>
+      </w:r>
+    </w:p>
+    <w:p>
+      <w:pPr>
+        <w:pStyle w:val="Heading3"/>
+      </w:pPr>
+      <w:r>
+        <w:t>Keep your completed work</w:t>
+      </w:r>
+    </w:p>
+    <w:p>
+      <w:pPr>
+        <w:spacing w:line="336" w:lineRule="auto" w:after="180"/>
+      </w:pPr>
+      <w:r>
+        <w:rPr>
+          <w:b w:val="0"/>
+        </w:rPr>
+        <w:t xml:space="preserve">Use Download completed work in the hosted lesson to export your answers, reflections, practice feedback and code-run </w:t>
+      </w:r>
+      <w:r>
+        <w:rPr>
+          <w:b/>
+        </w:rPr>
+        <w:t>evidence</w:t>
+      </w:r>
+      <w:r>
+        <w:rPr>
+          <w:b w:val="0"/>
+        </w:rPr>
+        <w:t>. Open the HTML copy to read or print it.</w:t>
+      </w:r>
+    </w:p>
+    <w:p>
+      <w:pPr>
+        <w:spacing w:line="336" w:lineRule="auto" w:after="180"/>
+      </w:pPr>
+      <w:r>
+        <w:rPr>
+          <w:b w:val="0"/>
+        </w:rPr>
+        <w:t>Drafts stay in this browser when storage is available; clear drafts on a shared device.</w:t>
+      </w:r>
+    </w:p>
+    <w:p>
+      <w:pPr>
+        <w:pStyle w:val="Heading3"/>
+      </w:pPr>
+      <w:r>
+        <w:t>What I repaired, the evidence I kept and the next test</w:t>
+      </w:r>
+    </w:p>
+    <w:p>
       <w:r>
         <w:t>________________________________________________________________</w:t>
+      </w:r>
+    </w:p>
+    <w:p>
+      <w:r>
+        <w:t>________________________________________________________________</w:t>
+      </w:r>
+    </w:p>
+    <w:p>
+      <w:r>
+        <w:t>________________________________________________________________</w:t>
+      </w:r>
+    </w:p>
+    <w:p>
+      <w:r>
+        <w:t>________________________________________________________________</w:t>
+      </w:r>
+    </w:p>
+    <w:p>
+      <w:r>
+        <w:t>________________________________________________________________</w:t>
+      </w:r>
+    </w:p>
+    <w:p>
+      <w:pPr>
+        <w:pStyle w:val="Heading1"/>
+      </w:pPr>
+      <w:r>
+        <w:t>15. Visual concept journey</w:t>
+      </w:r>
+    </w:p>
+    <w:p>
+      <w:r>
+        <w:t>Explain each Performance and cost experiments picture from its labels, then record a relevant limit.</w:t>
+      </w:r>
+    </w:p>
+    <w:p>
+      <w:pPr>
+        <w:pStyle w:val="Heading3"/>
+      </w:pPr>
+      <w:r>
+        <w:t>01. Performance and cost experiments: the case</w:t>
+      </w:r>
+    </w:p>
+    <w:p>
+      <w:r>
+        <w:drawing>
+          <wp:inline xmlns:a="http://schemas.openxmlformats.org/drawingml/2006/main" xmlns:pic="http://schemas.openxmlformats.org/drawingml/2006/picture">
+            <wp:extent cx="5486400" cy="2834640"/>
+            <wp:docPr id="3" name="Picture 3" descr="Measure time and cost. Two fixed configurations answer the same six questions and meet the same quality rubric. Supplied facts: A totals 18 seconds and 12 cost units. B totals 12 seconds and 18 units."/>
+            <wp:cNvGraphicFramePr>
+              <a:graphicFrameLocks noChangeAspect="1"/>
+            </wp:cNvGraphicFramePr>
+            <a:graphic>
+              <a:graphicData uri="http://schemas.openxmlformats.org/drawingml/2006/picture">
+                <pic:pic>
+                  <pic:nvPicPr>
+                    <pic:cNvPr id="0" name="academy-story-ai-6-29-01.png"/>
+                    <pic:cNvPicPr/>
+                  </pic:nvPicPr>
+                  <pic:blipFill>
+                    <a:blip r:embed="rId11"/>
+                    <a:stretch>
+                      <a:fillRect/>
+                    </a:stretch>
+                  </pic:blipFill>
+                  <pic:spPr>
+                    <a:xfrm>
+                      <a:off x="0" y="0"/>
+                      <a:ext cx="5486400" cy="2834640"/>
+                    </a:xfrm>
+                    <a:prstGeom prst="rect"/>
+                  </pic:spPr>
+                </pic:pic>
+              </a:graphicData>
+            </a:graphic>
+          </wp:inline>
+        </w:drawing>
+      </w:r>
+    </w:p>
+    <w:p>
+      <w:pPr>
+        <w:spacing w:line="336" w:lineRule="auto" w:after="180"/>
+      </w:pPr>
+      <w:r>
+        <w:rPr>
+          <w:b w:val="0"/>
+        </w:rPr>
+        <w:t>Measure time and cost. Two fixed configurations answer the same six questions and meet the same quality rubric. Supplied facts: A totals 18 seconds and 12 cost units. B totals 12 seconds and 18 units.</w:t>
+      </w:r>
+    </w:p>
+    <w:p>
+      <w:pPr>
+        <w:spacing w:line="336" w:lineRule="auto" w:after="180"/>
+        <w:shd w:fill="F5F1FB"/>
+      </w:pPr>
+      <w:r>
+        <w:rPr>
+          <w:b w:val="0"/>
+        </w:rPr>
+        <w:t>Point to the given fact that matters most. Explain why it matters.</w:t>
+      </w:r>
+    </w:p>
+    <w:p>
+      <w:pPr>
+        <w:pStyle w:val="Heading3"/>
+      </w:pPr>
+      <w:r>
+        <w:t>My picture explanation, deciding evidence and one limit</w:t>
+      </w:r>
+    </w:p>
+    <w:p>
+      <w:r>
+        <w:t>________________________________________________________________</w:t>
+      </w:r>
+    </w:p>
+    <w:p>
+      <w:r>
+        <w:t>________________________________________________________________</w:t>
+      </w:r>
+    </w:p>
+    <w:p>
+      <w:r>
+        <w:t>________________________________________________________________</w:t>
+      </w:r>
+    </w:p>
+    <w:p>
+      <w:r>
+        <w:t>________________________________________________________________</w:t>
+      </w:r>
+    </w:p>
+    <w:p>
+      <w:pPr>
+        <w:pStyle w:val="Heading3"/>
+      </w:pPr>
+      <w:r>
+        <w:t>02. Follow the deciding steps</w:t>
+      </w:r>
+    </w:p>
+    <w:p>
+      <w:r>
+        <w:drawing>
+          <wp:inline xmlns:a="http://schemas.openxmlformats.org/drawingml/2006/main" xmlns:pic="http://schemas.openxmlformats.org/drawingml/2006/picture">
+            <wp:extent cx="5486400" cy="3182112"/>
+            <wp:docPr id="4" name="Picture 4" descr="Compute mean time: A averages 3 seconds; B averages 2 seconds per case. → Compute mean cost: A averages 2 units; B averages 3 units per case. → Compare trade-off: B saves one second but costs one extra unit per case."/>
+            <wp:cNvGraphicFramePr>
+              <a:graphicFrameLocks noChangeAspect="1"/>
+            </wp:cNvGraphicFramePr>
+            <a:graphic>
+              <a:graphicData uri="http://schemas.openxmlformats.org/drawingml/2006/picture">
+                <pic:pic>
+                  <pic:nvPicPr>
+                    <pic:cNvPr id="0" name="academy-story-ai-6-29-02.png"/>
+                    <pic:cNvPicPr/>
+                  </pic:nvPicPr>
+                  <pic:blipFill>
+                    <a:blip r:embed="rId12"/>
+                    <a:stretch>
+                      <a:fillRect/>
+                    </a:stretch>
+                  </pic:blipFill>
+                  <pic:spPr>
+                    <a:xfrm>
+                      <a:off x="0" y="0"/>
+                      <a:ext cx="5486400" cy="3182112"/>
+                    </a:xfrm>
+                    <a:prstGeom prst="rect"/>
+                  </pic:spPr>
+                </pic:pic>
+              </a:graphicData>
+            </a:graphic>
+          </wp:inline>
+        </w:drawing>
+      </w:r>
+    </w:p>
+    <w:p>
+      <w:pPr>
+        <w:spacing w:line="336" w:lineRule="auto" w:after="180"/>
+      </w:pPr>
+      <w:r>
+        <w:rPr>
+          <w:b w:val="0"/>
+        </w:rPr>
+        <w:t>Compute mean time: A averages 3 seconds; B averages 2 seconds per case. → Compute mean cost: A averages 2 units; B averages 3 units per case. → Compare trade-off: B saves one second but costs one extra unit per case.</w:t>
+      </w:r>
+    </w:p>
+    <w:p>
+      <w:pPr>
+        <w:spacing w:line="336" w:lineRule="auto" w:after="180"/>
+        <w:shd w:fill="F5F1FB"/>
+      </w:pPr>
+      <w:r>
+        <w:rPr>
+          <w:b w:val="0"/>
+        </w:rPr>
+        <w:t xml:space="preserve">Point to each numbered stage and explain which recorded </w:t>
+      </w:r>
+      <w:r>
+        <w:rPr>
+          <w:b/>
+        </w:rPr>
+        <w:t>input</w:t>
+      </w:r>
+      <w:r>
+        <w:rPr>
+          <w:b w:val="0"/>
+        </w:rPr>
+        <w:t xml:space="preserve"> it uses.</w:t>
+      </w:r>
+    </w:p>
+    <w:p>
+      <w:pPr>
+        <w:pStyle w:val="Heading3"/>
+      </w:pPr>
+      <w:r>
+        <w:t>My picture explanation, deciding evidence and one limit</w:t>
+      </w:r>
+    </w:p>
+    <w:p>
+      <w:r>
+        <w:t>________________________________________________________________</w:t>
+      </w:r>
+    </w:p>
+    <w:p>
+      <w:r>
+        <w:t>________________________________________________________________</w:t>
+      </w:r>
+    </w:p>
+    <w:p>
+      <w:r>
+        <w:t>________________________________________________________________</w:t>
+      </w:r>
+    </w:p>
+    <w:p>
+      <w:r>
+        <w:t>________________________________________________________________</w:t>
+      </w:r>
+    </w:p>
+    <w:p>
+      <w:pPr>
+        <w:pStyle w:val="Heading3"/>
+      </w:pPr>
+      <w:r>
+        <w:t>03. Mean resource use per case</w:t>
+      </w:r>
+    </w:p>
+    <w:p>
+      <w:r>
+        <w:drawing>
+          <wp:inline xmlns:a="http://schemas.openxmlformats.org/drawingml/2006/main" xmlns:pic="http://schemas.openxmlformats.org/drawingml/2006/picture">
+            <wp:extent cx="5486400" cy="3096768"/>
+            <wp:docPr id="5" name="Picture 5" descr="Mean resource use per case. A: Seconds/case = 3, Cost units/case = 2. B: Seconds/case = 2, Cost units/case = 3."/>
+            <wp:cNvGraphicFramePr>
+              <a:graphicFrameLocks noChangeAspect="1"/>
+            </wp:cNvGraphicFramePr>
+            <a:graphic>
+              <a:graphicData uri="http://schemas.openxmlformats.org/drawingml/2006/picture">
+                <pic:pic>
+                  <pic:nvPicPr>
+                    <pic:cNvPr id="0" name="academy-story-ai-6-29-03.png"/>
+                    <pic:cNvPicPr/>
+                  </pic:nvPicPr>
+                  <pic:blipFill>
+                    <a:blip r:embed="rId13"/>
+                    <a:stretch>
+                      <a:fillRect/>
+                    </a:stretch>
+                  </pic:blipFill>
+                  <pic:spPr>
+                    <a:xfrm>
+                      <a:off x="0" y="0"/>
+                      <a:ext cx="5486400" cy="3096768"/>
+                    </a:xfrm>
+                    <a:prstGeom prst="rect"/>
+                  </pic:spPr>
+                </pic:pic>
+              </a:graphicData>
+            </a:graphic>
+          </wp:inline>
+        </w:drawing>
+      </w:r>
+    </w:p>
+    <w:p>
+      <w:pPr>
+        <w:spacing w:line="336" w:lineRule="auto" w:after="180"/>
+      </w:pPr>
+      <w:r>
+        <w:rPr>
+          <w:b w:val="0"/>
+        </w:rPr>
+        <w:t>Mean resource use per case. A: Seconds/case = 3, Cost units/case = 2. B: Seconds/case = 2, Cost units/case = 3.</w:t>
+      </w:r>
+    </w:p>
+    <w:p>
+      <w:pPr>
+        <w:spacing w:line="336" w:lineRule="auto" w:after="180"/>
+        <w:shd w:fill="F5F1FB"/>
+      </w:pPr>
+      <w:r>
+        <w:rPr>
+          <w:b w:val="0"/>
+        </w:rPr>
+        <w:t>Read the labels and values. Explain the relationship the model shows.</w:t>
+      </w:r>
+    </w:p>
+    <w:p>
+      <w:pPr>
+        <w:pStyle w:val="Heading3"/>
+      </w:pPr>
+      <w:r>
+        <w:t>My picture explanation, deciding evidence and one limit</w:t>
+      </w:r>
+    </w:p>
+    <w:p>
+      <w:r>
+        <w:t>________________________________________________________________</w:t>
+      </w:r>
+    </w:p>
+    <w:p>
+      <w:r>
+        <w:t>________________________________________________________________</w:t>
+      </w:r>
+    </w:p>
+    <w:p>
+      <w:r>
+        <w:t>________________________________________________________________</w:t>
+      </w:r>
+    </w:p>
+    <w:p>
+      <w:r>
+        <w:t>________________________________________________________________</w:t>
+      </w:r>
+    </w:p>
+    <w:p>
+      <w:pPr>
+        <w:pStyle w:val="Heading3"/>
+      </w:pPr>
+      <w:r>
+        <w:t>04. Change one thing. Trace what follows.</w:t>
+      </w:r>
+    </w:p>
+    <w:p>
+      <w:r>
+        <w:drawing>
+          <wp:inline xmlns:a="http://schemas.openxmlformats.org/drawingml/2006/main" xmlns:pic="http://schemas.openxmlformats.org/drawingml/2006/picture">
+            <wp:extent cx="5486400" cy="3026664"/>
+            <wp:docPr id="6" name="Picture 6" descr="Original case: B saves one second but costs one extra unit per case. Changed condition: Require at most 2 cost units per case. Expected result: A meets the budget; B does not. Reason: The mandatory resource condition changes the decision."/>
+            <wp:cNvGraphicFramePr>
+              <a:graphicFrameLocks noChangeAspect="1"/>
+            </wp:cNvGraphicFramePr>
+            <a:graphic>
+              <a:graphicData uri="http://schemas.openxmlformats.org/drawingml/2006/picture">
+                <pic:pic>
+                  <pic:nvPicPr>
+                    <pic:cNvPr id="0" name="academy-story-ai-6-29-04.png"/>
+                    <pic:cNvPicPr/>
+                  </pic:nvPicPr>
+                  <pic:blipFill>
+                    <a:blip r:embed="rId14"/>
+                    <a:stretch>
+                      <a:fillRect/>
+                    </a:stretch>
+                  </pic:blipFill>
+                  <pic:spPr>
+                    <a:xfrm>
+                      <a:off x="0" y="0"/>
+                      <a:ext cx="5486400" cy="3026664"/>
+                    </a:xfrm>
+                    <a:prstGeom prst="rect"/>
+                  </pic:spPr>
+                </pic:pic>
+              </a:graphicData>
+            </a:graphic>
+          </wp:inline>
+        </w:drawing>
+      </w:r>
+    </w:p>
+    <w:p>
+      <w:pPr>
+        <w:spacing w:line="336" w:lineRule="auto" w:after="180"/>
+      </w:pPr>
+      <w:r>
+        <w:rPr>
+          <w:b w:val="0"/>
+        </w:rPr>
+        <w:t>Original case: B saves one second but costs one extra unit per case. Changed condition: Require at most 2 cost units per case. Expected result: A meets the budget; B does not.</w:t>
+      </w:r>
+    </w:p>
+    <w:p>
+      <w:pPr>
+        <w:spacing w:line="336" w:lineRule="auto" w:after="180"/>
+      </w:pPr>
+      <w:r>
+        <w:rPr>
+          <w:b w:val="0"/>
+        </w:rPr>
+        <w:t>Reason: The mandatory resource condition changes the decision.</w:t>
+      </w:r>
+    </w:p>
+    <w:p>
+      <w:pPr>
+        <w:spacing w:line="336" w:lineRule="auto" w:after="180"/>
+        <w:shd w:fill="F5F1FB"/>
+      </w:pPr>
+      <w:r>
+        <w:rPr>
+          <w:b w:val="0"/>
+        </w:rPr>
+        <w:t>Predict before checking the worked changed-case result. Name what changed and what the supplied facts allow you to conclude.</w:t>
+      </w:r>
+    </w:p>
+    <w:p>
+      <w:pPr>
+        <w:pStyle w:val="Heading3"/>
+      </w:pPr>
+      <w:r>
+        <w:t>My picture explanation, deciding evidence and one limit</w:t>
+      </w:r>
+    </w:p>
+    <w:p>
+      <w:r>
+        <w:t>________________________________________________________________</w:t>
+      </w:r>
+    </w:p>
+    <w:p>
+      <w:r>
+        <w:t>________________________________________________________________</w:t>
+      </w:r>
+    </w:p>
+    <w:p>
+      <w:r>
+        <w:t>________________________________________________________________</w:t>
+      </w:r>
+    </w:p>
+    <w:p>
+      <w:r>
+        <w:t>________________________________________________________________</w:t>
+      </w:r>
+    </w:p>
+    <w:p>
+      <w:pPr>
+        <w:pStyle w:val="Heading3"/>
+      </w:pPr>
+      <w:r>
+        <w:t>05. Connect the explanation to its limit</w:t>
+      </w:r>
+    </w:p>
+    <w:p>
+      <w:r>
+        <w:drawing>
+          <wp:inline xmlns:a="http://schemas.openxmlformats.org/drawingml/2006/main" xmlns:pic="http://schemas.openxmlformats.org/drawingml/2006/picture">
+            <wp:extent cx="5486400" cy="2834640"/>
+            <wp:docPr id="7" name="Picture 7" descr="A fair performance experiment holds the workload and measurement procedure fixed. Faster is not automatically preferable under a budget. Limit: Means hide variation; disclose workload, repeated runs and slow-case results before generalising."/>
+            <wp:cNvGraphicFramePr>
+              <a:graphicFrameLocks noChangeAspect="1"/>
+            </wp:cNvGraphicFramePr>
+            <a:graphic>
+              <a:graphicData uri="http://schemas.openxmlformats.org/drawingml/2006/picture">
+                <pic:pic>
+                  <pic:nvPicPr>
+                    <pic:cNvPr id="0" name="academy-story-ai-6-29-05.png"/>
+                    <pic:cNvPicPr/>
+                  </pic:nvPicPr>
+                  <pic:blipFill>
+                    <a:blip r:embed="rId15"/>
+                    <a:stretch>
+                      <a:fillRect/>
+                    </a:stretch>
+                  </pic:blipFill>
+                  <pic:spPr>
+                    <a:xfrm>
+                      <a:off x="0" y="0"/>
+                      <a:ext cx="5486400" cy="2834640"/>
+                    </a:xfrm>
+                    <a:prstGeom prst="rect"/>
+                  </pic:spPr>
+                </pic:pic>
+              </a:graphicData>
+            </a:graphic>
+          </wp:inline>
+        </w:drawing>
+      </w:r>
+    </w:p>
+    <w:p>
+      <w:pPr>
+        <w:spacing w:line="336" w:lineRule="auto" w:after="180"/>
+      </w:pPr>
+      <w:r>
+        <w:rPr>
+          <w:b w:val="0"/>
+        </w:rPr>
+        <w:t>A fair performance experiment holds the workload and measurement procedure fixed. Faster is not automatically preferable under a budget.</w:t>
+      </w:r>
+    </w:p>
+    <w:p>
+      <w:pPr>
+        <w:spacing w:line="336" w:lineRule="auto" w:after="180"/>
+      </w:pPr>
+      <w:r>
+        <w:rPr>
+          <w:b w:val="0"/>
+        </w:rPr>
+        <w:t>Limit: Means hide variation; disclose workload, repeated runs and slow-case results before generalising.</w:t>
+      </w:r>
+    </w:p>
+    <w:p>
+      <w:pPr>
+        <w:spacing w:line="336" w:lineRule="auto" w:after="180"/>
+        <w:shd w:fill="F5F1FB"/>
+      </w:pPr>
+      <w:r>
+        <w:rPr>
+          <w:b w:val="0"/>
+        </w:rPr>
+        <w:t>Explain the case, then point to a limit on the claim.</w:t>
+      </w:r>
+    </w:p>
+    <w:p>
+      <w:pPr>
+        <w:pStyle w:val="Heading3"/>
+      </w:pPr>
+      <w:r>
+        <w:t>My picture explanation, deciding evidence and one limit</w:t>
+      </w:r>
+    </w:p>
+    <w:p>
+      <w:r>
+        <w:t>________________________________________________________________</w:t>
+      </w:r>
+    </w:p>
+    <w:p>
+      <w:r>
+        <w:t>________________________________________________________________</w:t>
+      </w:r>
+    </w:p>
+    <w:p>
+      <w:r>
+        <w:t>________________________________________________________________</w:t>
+      </w:r>
+    </w:p>
+    <w:p>
+      <w:r>
+        <w:t>________________________________________________________________</w:t>
+      </w:r>
+    </w:p>
+    <w:p>
+      <w:pPr>
+        <w:pStyle w:val="Heading3"/>
+      </w:pPr>
+      <w:r>
+        <w:t>06. Make the idea visible in your project</w:t>
+      </w:r>
+    </w:p>
+    <w:p>
+      <w:r>
+        <w:drawing>
+          <wp:inline xmlns:a="http://schemas.openxmlformats.org/drawingml/2006/main" xmlns:pic="http://schemas.openxmlformats.org/drawingml/2006/picture">
+            <wp:extent cx="5486400" cy="3529584"/>
+            <wp:docPr id="8" name="Picture 8" descr="For the Grounded Learning Service, retain an annotated trace and the changed-case result. Name the contract or evidence that makes the deciding step valid, so another team can review it. Draw your input, deciding step, result and limit. Supported question: Calculate per-case seconds and cost units for A and B. Which meets a budget of at most 2 cost units per case, and what speed trade-off does that choice make?"/>
+            <wp:cNvGraphicFramePr>
+              <a:graphicFrameLocks noChangeAspect="1"/>
+            </wp:cNvGraphicFramePr>
+            <a:graphic>
+              <a:graphicData uri="http://schemas.openxmlformats.org/drawingml/2006/picture">
+                <pic:pic>
+                  <pic:nvPicPr>
+                    <pic:cNvPr id="0" name="academy-story-ai-6-29-06.png"/>
+                    <pic:cNvPicPr/>
+                  </pic:nvPicPr>
+                  <pic:blipFill>
+                    <a:blip r:embed="rId16"/>
+                    <a:stretch>
+                      <a:fillRect/>
+                    </a:stretch>
+                  </pic:blipFill>
+                  <pic:spPr>
+                    <a:xfrm>
+                      <a:off x="0" y="0"/>
+                      <a:ext cx="5486400" cy="3529584"/>
+                    </a:xfrm>
+                    <a:prstGeom prst="rect"/>
+                  </pic:spPr>
+                </pic:pic>
+              </a:graphicData>
+            </a:graphic>
+          </wp:inline>
+        </w:drawing>
+      </w:r>
+    </w:p>
+    <w:p>
+      <w:pPr>
+        <w:spacing w:line="336" w:lineRule="auto" w:after="180"/>
+      </w:pPr>
+      <w:r>
+        <w:rPr>
+          <w:b w:val="0"/>
+        </w:rPr>
+        <w:t xml:space="preserve">For the Grounded Learning Service, retain an annotated trace and the changed-case result. Name the contract or </w:t>
+      </w:r>
+      <w:r>
+        <w:rPr>
+          <w:b/>
+        </w:rPr>
+        <w:t>evidence</w:t>
+      </w:r>
+      <w:r>
+        <w:rPr>
+          <w:b w:val="0"/>
+        </w:rPr>
+        <w:t xml:space="preserve"> that makes the deciding step valid, so another team can review it.</w:t>
+      </w:r>
+    </w:p>
+    <w:p>
+      <w:pPr>
+        <w:spacing w:line="336" w:lineRule="auto" w:after="180"/>
+      </w:pPr>
+      <w:r>
+        <w:rPr>
+          <w:b w:val="0"/>
+        </w:rPr>
+        <w:t xml:space="preserve">Draw your </w:t>
+      </w:r>
+      <w:r>
+        <w:rPr>
+          <w:b/>
+        </w:rPr>
+        <w:t>input</w:t>
+      </w:r>
+      <w:r>
+        <w:rPr>
+          <w:b w:val="0"/>
+        </w:rPr>
+        <w:t>, deciding step, result and limit. Supported question: Calculate per-case seconds and cost units for A and B.</w:t>
+      </w:r>
+    </w:p>
+    <w:p>
+      <w:pPr>
+        <w:spacing w:line="336" w:lineRule="auto" w:after="180"/>
+      </w:pPr>
+      <w:r>
+        <w:rPr>
+          <w:b w:val="0"/>
+        </w:rPr>
+        <w:t>Which meets a budget of at most 2 cost units per case, and what speed trade-off does that choice make?</w:t>
+      </w:r>
+    </w:p>
+    <w:p>
+      <w:pPr>
+        <w:spacing w:line="336" w:lineRule="auto" w:after="180"/>
+        <w:shd w:fill="F5F1FB"/>
+      </w:pPr>
+      <w:r>
+        <w:rPr>
+          <w:b w:val="0"/>
+        </w:rPr>
+        <w:t xml:space="preserve">Draw your project trace and justify the deciding step using </w:t>
+      </w:r>
+      <w:r>
+        <w:rPr>
+          <w:b/>
+        </w:rPr>
+        <w:t>evidence</w:t>
+      </w:r>
+      <w:r>
+        <w:rPr>
+          <w:b w:val="0"/>
+        </w:rPr>
+        <w:t>.</w:t>
+      </w:r>
+    </w:p>
+    <w:p>
+      <w:pPr>
+        <w:pStyle w:val="Heading3"/>
+      </w:pPr>
+      <w:r>
+        <w:t>My picture explanation, deciding evidence and one limit</w:t>
       </w:r>
     </w:p>
     <w:p>

--- a/downloads/workbook/ai-6-week-29.docx
+++ b/downloads/workbook/ai-6-week-29.docx
@@ -168,6 +168,72 @@
     <w:p>
       <w:r>
         <w:t>________________________________________________________________</w:t>
+      </w:r>
+    </w:p>
+    <w:p>
+      <w:pPr>
+        <w:pStyle w:val="Heading3"/>
+      </w:pPr>
+      <w:r>
+        <w:t>Lesson reference for workbook practice</w:t>
+      </w:r>
+    </w:p>
+    <w:p>
+      <w:pPr>
+        <w:spacing w:line="336" w:lineRule="auto" w:after="180"/>
+        <w:shd w:fill="F1F6F8"/>
+      </w:pPr>
+      <w:r>
+        <w:rPr>
+          <w:b w:val="0"/>
+        </w:rPr>
+        <w:t>Use this reference for the original W1–W3 and W5 exercises. The separately named independent case supplies its own changed facts; use those facts for that attempt before feedback.</w:t>
+      </w:r>
+    </w:p>
+    <w:p>
+      <w:pPr>
+        <w:spacing w:line="336" w:lineRule="auto" w:after="180"/>
+      </w:pPr>
+      <w:r>
+        <w:rPr>
+          <w:b w:val="0"/>
+        </w:rPr>
+        <w:t xml:space="preserve">Performance experiments compare </w:t>
+      </w:r>
+      <w:r>
+        <w:rPr>
+          <w:b/>
+        </w:rPr>
+        <w:t>matched workload</w:t>
+      </w:r>
+      <w:r>
+        <w:rPr>
+          <w:b w:val="0"/>
+        </w:rPr>
+        <w:t>s with declared timing boundaries and quality constraints. Averages can hide slow cases.</w:t>
+      </w:r>
+    </w:p>
+    <w:p>
+      <w:pPr>
+        <w:spacing w:line="336" w:lineRule="auto" w:after="180"/>
+      </w:pPr>
+      <w:r>
+        <w:rPr>
+          <w:b w:val="0"/>
+        </w:rPr>
+        <w:t xml:space="preserve">Use the same cases and environment; record every duration and success. For a simple </w:t>
+      </w:r>
+      <w:r>
+        <w:rPr>
+          <w:b/>
+        </w:rPr>
+        <w:t>median</w:t>
+      </w:r>
+      <w:r>
+        <w:rPr>
+          <w:b w:val="0"/>
+        </w:rPr>
+        <w:t xml:space="preserve"> sort values and average the middle pair for even counts. Keep failed requests visible.</w:t>
       </w:r>
     </w:p>
     <w:p>

--- a/downloads/workbook/ai-6-week-29.docx
+++ b/downloads/workbook/ai-6-week-29.docx
@@ -25,22 +25,45 @@
         <w:pStyle w:val="Heading1"/>
       </w:pPr>
       <w:r>
-        <w:t>01. Recall and choose your starting point</w:t>
-      </w:r>
-    </w:p>
-    <w:p>
-      <w:r>
-        <w:t>Record your starting explanation for Performance and cost experiments before opening notes. Show any later correction separately.</w:t>
-      </w:r>
-    </w:p>
-    <w:p>
-      <w:pPr>
-        <w:spacing w:line="336" w:lineRule="auto" w:after="180"/>
-      </w:pPr>
-      <w:r>
-        <w:rPr>
-          <w:b w:val="0"/>
-        </w:rPr>
+        <w:t>One complete matched-workload performance record.</w:t>
+      </w:r>
+    </w:p>
+    <w:p>
+      <w:r>
+        <w:t>Keep case IDs, durations, outcomes, timing scope, cost units, objective and remaining evidence gaps together.</w:t>
+      </w:r>
+    </w:p>
+    <w:p>
+      <w:r>
+        <w:t>Recall → W1–W3/W5 → independent C/D case → performance project → delayed return.</w:t>
+      </w:r>
+    </w:p>
+    <w:p>
+      <w:pPr>
+        <w:pStyle w:val="Heading1"/>
+      </w:pPr>
+      <w:r>
+        <w:t>01. Recall · Retrieve before notes</w:t>
+      </w:r>
+    </w:p>
+    <w:p>
+      <w:r>
+        <w:t>Keep this task’s inputs,rule and response together.</w:t>
+      </w:r>
+    </w:p>
+    <w:p>
+      <w:pPr>
+        <w:pStyle w:val="Heading2"/>
+      </w:pPr>
+      <w:r>
+        <w:t>Complete task and evidence</w:t>
+      </w:r>
+    </w:p>
+    <w:p>
+      <w:pPr>
+        <w:pStyle w:val="ListBullet"/>
+      </w:pPr>
+      <w:r>
         <w:t>Try the recall before opening notes. Then use a different colour or a labelled second line to correct your explanation.</w:t>
       </w:r>
     </w:p>
@@ -54,12 +77,9 @@
     </w:p>
     <w:p>
       <w:pPr>
-        <w:spacing w:line="336" w:lineRule="auto" w:after="180"/>
-      </w:pPr>
-      <w:r>
-        <w:rPr>
-          <w:b w:val="0"/>
-        </w:rPr>
+        <w:pStyle w:val="ListBullet"/>
+      </w:pPr>
+      <w:r>
         <w:t>Without opening the old lesson, explain one key idea from Accessibility and user feedback. Give an example and a mistake that the idea helps you avoid.</w:t>
       </w:r>
     </w:p>
@@ -96,12 +116,9 @@
     </w:p>
     <w:p>
       <w:pPr>
-        <w:spacing w:line="336" w:lineRule="auto" w:after="180"/>
-      </w:pPr>
-      <w:r>
-        <w:rPr>
-          <w:b w:val="0"/>
-        </w:rPr>
+        <w:pStyle w:val="ListBullet"/>
+      </w:pPr>
+      <w:r>
         <w:t>Without opening the old lesson, explain one key idea from Incident investigation. Give an example and a mistake that the idea helps you avoid.</w:t>
       </w:r>
     </w:p>
@@ -138,12 +155,9 @@
     </w:p>
     <w:p>
       <w:pPr>
-        <w:spacing w:line="336" w:lineRule="auto" w:after="180"/>
-      </w:pPr>
-      <w:r>
-        <w:rPr>
-          <w:b w:val="0"/>
-        </w:rPr>
+        <w:pStyle w:val="ListBullet"/>
+      </w:pPr>
+      <w:r>
         <w:t>Without opening the old lesson, explain one key idea from Deployment environments. Give an example and a mistake that the idea helps you avoid.</w:t>
       </w:r>
     </w:p>
@@ -180,60 +194,26 @@
     </w:p>
     <w:p>
       <w:pPr>
-        <w:spacing w:line="336" w:lineRule="auto" w:after="180"/>
-        <w:shd w:fill="F1F6F8"/>
-      </w:pPr>
-      <w:r>
-        <w:rPr>
-          <w:b w:val="0"/>
-        </w:rPr>
+        <w:pStyle w:val="ListBullet"/>
+      </w:pPr>
+      <w:r>
         <w:t>Use this reference for the original W1–W3 and W5 exercises. The separately named independent case supplies its own changed facts; use those facts for that attempt before feedback.</w:t>
       </w:r>
     </w:p>
     <w:p>
       <w:pPr>
-        <w:spacing w:line="336" w:lineRule="auto" w:after="180"/>
-      </w:pPr>
-      <w:r>
-        <w:rPr>
-          <w:b w:val="0"/>
-        </w:rPr>
-        <w:t xml:space="preserve">Performance experiments compare </w:t>
-      </w:r>
-      <w:r>
-        <w:rPr>
-          <w:b/>
-        </w:rPr>
-        <w:t>matched workload</w:t>
-      </w:r>
-      <w:r>
-        <w:rPr>
-          <w:b w:val="0"/>
-        </w:rPr>
-        <w:t>s with declared timing boundaries and quality constraints. Averages can hide slow cases.</w:t>
-      </w:r>
-    </w:p>
-    <w:p>
-      <w:pPr>
-        <w:spacing w:line="336" w:lineRule="auto" w:after="180"/>
-      </w:pPr>
-      <w:r>
-        <w:rPr>
-          <w:b w:val="0"/>
-        </w:rPr>
-        <w:t xml:space="preserve">Use the same cases and environment; record every duration and success. For a simple </w:t>
-      </w:r>
-      <w:r>
-        <w:rPr>
-          <w:b/>
-        </w:rPr>
-        <w:t>median</w:t>
-      </w:r>
-      <w:r>
-        <w:rPr>
-          <w:b w:val="0"/>
-        </w:rPr>
-        <w:t xml:space="preserve"> sort values and average the middle pair for even counts. Keep failed requests visible.</w:t>
+        <w:pStyle w:val="ListBullet"/>
+      </w:pPr>
+      <w:r>
+        <w:t>Performance experiments compare matched workloads with declared timing boundaries and quality constraints. Averages can hide slow cases.</w:t>
+      </w:r>
+    </w:p>
+    <w:p>
+      <w:pPr>
+        <w:pStyle w:val="ListBullet"/>
+      </w:pPr>
+      <w:r>
+        <w:t>Use the same cases and environment; record every duration and success. For a simple median sort values and average the middle pair for even counts. Keep failed requests visible.</w:t>
       </w:r>
     </w:p>
     <w:p>
@@ -241,123 +221,44 @@
         <w:pStyle w:val="Heading1"/>
       </w:pPr>
       <w:r>
-        <w:t>02. Practise with fading help</w:t>
-      </w:r>
-    </w:p>
-    <w:p>
-      <w:r>
-        <w:t>Complete the supported Performance and cost experiments trace and record the first step you can explain without help.</w:t>
-      </w:r>
-    </w:p>
-    <w:p>
-      <w:pPr>
-        <w:spacing w:line="336" w:lineRule="auto" w:after="180"/>
-      </w:pPr>
-      <w:r>
-        <w:rPr>
-          <w:b w:val="0"/>
-        </w:rPr>
-        <w:t>Use W2: Trace the worked case for Performance and cost experiments. Record the answer once; the lesson and workbook refer to the same attempt.</w:t>
-      </w:r>
-    </w:p>
-    <w:tbl>
-      <w:tblPr>
-        <w:tblStyle w:val="LightShading-Accent1"/>
-        <w:tblW w:type="auto" w:w="0"/>
-        <w:tblLook w:firstColumn="1" w:firstRow="1" w:lastColumn="0" w:lastRow="0" w:noHBand="0" w:noVBand="1" w:val="04A0"/>
-      </w:tblPr>
-      <w:tblGrid>
-        <w:gridCol w:w="2556"/>
-        <w:gridCol w:w="2556"/>
-        <w:gridCol w:w="2556"/>
-        <w:gridCol w:w="2556"/>
-      </w:tblGrid>
-      <w:tr>
-        <w:trPr>
-          <w:tblHeader/>
-        </w:trPr>
-        <w:tc>
-          <w:tcPr>
-            <w:tcW w:type="dxa" w:w="2556"/>
-          </w:tcPr>
-          <w:p>
-            <w:r>
-              <w:t>Given inputs</w:t>
-            </w:r>
-          </w:p>
-        </w:tc>
-        <w:tc>
-          <w:tcPr>
-            <w:tcW w:type="dxa" w:w="2556"/>
-          </w:tcPr>
-          <w:p>
-            <w:r>
-              <w:t>Procedure I chose</w:t>
-            </w:r>
-          </w:p>
-        </w:tc>
-        <w:tc>
-          <w:tcPr>
-            <w:tcW w:type="dxa" w:w="2556"/>
-          </w:tcPr>
-          <w:p>
-            <w:r>
-              <w:t>Middle steps</w:t>
-            </w:r>
-          </w:p>
-        </w:tc>
-        <w:tc>
-          <w:tcPr>
-            <w:tcW w:type="dxa" w:w="2556"/>
-          </w:tcPr>
-          <w:p>
-            <w:r>
-              <w:t>Result and check</w:t>
-            </w:r>
-          </w:p>
-        </w:tc>
-      </w:tr>
-      <w:tr>
-        <w:tc>
-          <w:tcPr>
-            <w:tcW w:type="dxa" w:w="2556"/>
-          </w:tcPr>
-          <w:p>
-            <w:r/>
-          </w:p>
-        </w:tc>
-        <w:tc>
-          <w:tcPr>
-            <w:tcW w:type="dxa" w:w="2556"/>
-          </w:tcPr>
-          <w:p>
-            <w:r/>
-          </w:p>
-        </w:tc>
-        <w:tc>
-          <w:tcPr>
-            <w:tcW w:type="dxa" w:w="2556"/>
-          </w:tcPr>
-          <w:p>
-            <w:r/>
-          </w:p>
-        </w:tc>
-        <w:tc>
-          <w:tcPr>
-            <w:tcW w:type="dxa" w:w="2556"/>
-          </w:tcPr>
-          <w:p>
-            <w:r/>
-          </w:p>
-        </w:tc>
-      </w:tr>
-    </w:tbl>
+        <w:t>05. W1 · Explain the current example</w:t>
+      </w:r>
+    </w:p>
+    <w:p>
+      <w:r>
+        <w:t>Keep this task’s inputs,rule and response together.</w:t>
+      </w:r>
+    </w:p>
+    <w:p>
+      <w:pPr>
+        <w:pStyle w:val="Heading2"/>
+      </w:pPr>
+      <w:r>
+        <w:t>Complete task and evidence</w:t>
+      </w:r>
+    </w:p>
+    <w:p>
+      <w:pPr>
+        <w:pStyle w:val="ListBullet"/>
+      </w:pPr>
+      <w:r>
+        <w:t>Performance experiments need matched workloads, timing boundaries, quality constraints and complete outcomes. Main supplied Q1–Q4 durations A [1, 1, 1, 9] seconds and B [2, 2, 2, 2], all pass. A total 12, mean 3, sorted middle pair 1/1, median 1, observed max 9; B total 8, mean/median/max 2. B lowers mean but A lowers median; no universal winner without an objective. Added duration scope is request start to final outcome, including failure records. Separate picture six cases each with supplied equivalent quality: A 18 seconds/12 cost units, B 12 seconds/18 units; means A 3 seconds/2 units, B 2 seconds/3 units. Changed budget is mean cost at most 2 units: A meets equality, B fails. Totals alone establish no individual cap, median or maximum. Units are fictional, not currency. Preserve failed outcomes, slow cases, case IDs, settings and timing scope. Added code keeps all durations in a separate 3/4-quality probe. Constructed arithmetic is not an actual benchmark, repeated-run study, stable tail estimate or current provider-price comparison.</w:t>
+      </w:r>
+    </w:p>
+    <w:p>
+      <w:pPr>
+        <w:pStyle w:val="ListBullet"/>
+      </w:pPr>
+      <w:r>
+        <w:t>Explain the weekly mechanism in your own words. Use the worked scenario to name its input, decision rule and output.</w:t>
+      </w:r>
+    </w:p>
     <w:p>
       <w:pPr>
         <w:pStyle w:val="Heading3"/>
       </w:pPr>
       <w:r>
-        <w:t>The step I completed without help, and the hint I needed</w:t>
+        <w:t>My reasoning and evidence</w:t>
       </w:r>
     </w:p>
     <w:p>
@@ -376,38 +277,55 @@
       </w:r>
     </w:p>
     <w:p>
+      <w:r>
+        <w:t>________________________________________________________________</w:t>
+      </w:r>
+    </w:p>
+    <w:p>
+      <w:r>
+        <w:t>________________________________________________________________</w:t>
+      </w:r>
+    </w:p>
+    <w:p>
+      <w:r>
+        <w:t>________________________________________________________________</w:t>
+      </w:r>
+    </w:p>
+    <w:p>
       <w:pPr>
         <w:pStyle w:val="Heading1"/>
       </w:pPr>
       <w:r>
-        <w:t>03. Individual reasoning check</w:t>
-      </w:r>
-    </w:p>
-    <w:p>
-      <w:r>
-        <w:t>Check the proposed Performance and cost experiments explanation against the supplied facts before discussing it.</w:t>
-      </w:r>
-    </w:p>
-    <w:p>
-      <w:pPr>
-        <w:spacing w:line="336" w:lineRule="auto" w:after="180"/>
-      </w:pPr>
-      <w:r>
-        <w:rPr>
-          <w:b w:val="0"/>
-        </w:rPr>
-        <w:t>Use the worked case for Performance and cost experiments. Proposed explanation: “The worked result establishes every future case”. Decide whether this explanation is supported.</w:t>
-      </w:r>
-    </w:p>
-    <w:p>
-      <w:pPr>
-        <w:spacing w:line="336" w:lineRule="auto" w:after="180"/>
-      </w:pPr>
-      <w:r>
-        <w:rPr>
-          <w:b w:val="0"/>
-        </w:rPr>
-        <w:t>Point to the step or supplied fact that decides; explain your repair if needed.</w:t>
+        <w:t>06. W2 · Trace the calculation</w:t>
+      </w:r>
+    </w:p>
+    <w:p>
+      <w:r>
+        <w:t>Keep this task’s inputs,rule and response together.</w:t>
+      </w:r>
+    </w:p>
+    <w:p>
+      <w:pPr>
+        <w:pStyle w:val="Heading2"/>
+      </w:pPr>
+      <w:r>
+        <w:t>Complete task and evidence</w:t>
+      </w:r>
+    </w:p>
+    <w:p>
+      <w:pPr>
+        <w:pStyle w:val="ListBullet"/>
+      </w:pPr>
+      <w:r>
+        <w:t>Performance experiments need matched workloads, timing boundaries, quality constraints and complete outcomes. Main supplied Q1–Q4 durations A [1, 1, 1, 9] seconds and B [2, 2, 2, 2], all pass. A total 12, mean 3, sorted middle pair 1/1, median 1, observed max 9; B total 8, mean/median/max 2. B lowers mean but A lowers median; no universal winner without an objective. Added duration scope is request start to final outcome, including failure records. Separate picture six cases each with supplied equivalent quality: A 18 seconds/12 cost units, B 12 seconds/18 units; means A 3 seconds/2 units, B 2 seconds/3 units. Changed budget is mean cost at most 2 units: A meets equality, B fails. Totals alone establish no individual cap, median or maximum. Units are fictional, not currency. Preserve failed outcomes, slow cases, case IDs, settings and timing scope. Added code keeps all durations in a separate 3/4-quality probe. Constructed arithmetic is not an actual benchmark, repeated-run study, stable tail estimate or current provider-price comparison.</w:t>
+      </w:r>
+    </w:p>
+    <w:p>
+      <w:pPr>
+        <w:pStyle w:val="ListBullet"/>
+      </w:pPr>
+      <w:r>
+        <w:t>Durations A=[1, 1, 1, 9] seconds, B=[2, 2, 2, 2]. All pass. Compute mean and median. Show the intermediate steps and give the conclusion with its scope.</w:t>
       </w:r>
     </w:p>
     <w:p>
@@ -415,7 +333,7 @@
         <w:pStyle w:val="Heading3"/>
       </w:pPr>
       <w:r>
-        <w:t>My explanation before partner discussion</w:t>
+        <w:t>My reasoning and evidence</w:t>
       </w:r>
     </w:p>
     <w:p>
@@ -439,16 +357,55 @@
       </w:r>
     </w:p>
     <w:p>
+      <w:r>
+        <w:t>________________________________________________________________</w:t>
+      </w:r>
+    </w:p>
+    <w:p>
+      <w:r>
+        <w:t>________________________________________________________________</w:t>
+      </w:r>
+    </w:p>
+    <w:p>
+      <w:r>
+        <w:t>________________________________________________________________</w:t>
+      </w:r>
+    </w:p>
+    <w:p>
       <w:pPr>
         <w:pStyle w:val="Heading1"/>
       </w:pPr>
       <w:r>
-        <w:t>04. Independent transfer case</w:t>
-      </w:r>
-    </w:p>
-    <w:p>
-      <w:r>
-        <w:t>Write one first attempt at the reserved independent case before feedback. Repeated copies of that case refer to the same recorded attempt.</w:t>
+        <w:t>07. W3 · Repair a misconception</w:t>
+      </w:r>
+    </w:p>
+    <w:p>
+      <w:r>
+        <w:t>Keep this task’s inputs,rule and response together.</w:t>
+      </w:r>
+    </w:p>
+    <w:p>
+      <w:pPr>
+        <w:pStyle w:val="Heading2"/>
+      </w:pPr>
+      <w:r>
+        <w:t>Complete task and evidence</w:t>
+      </w:r>
+    </w:p>
+    <w:p>
+      <w:pPr>
+        <w:pStyle w:val="ListBullet"/>
+      </w:pPr>
+      <w:r>
+        <w:t>Performance experiments need matched workloads, timing boundaries, quality constraints and complete outcomes. Main supplied Q1–Q4 durations A [1, 1, 1, 9] seconds and B [2, 2, 2, 2], all pass. A total 12, mean 3, sorted middle pair 1/1, median 1, observed max 9; B total 8, mean/median/max 2. B lowers mean but A lowers median; no universal winner without an objective. Added duration scope is request start to final outcome, including failure records. Separate picture six cases each with supplied equivalent quality: A 18 seconds/12 cost units, B 12 seconds/18 units; means A 3 seconds/2 units, B 2 seconds/3 units. Changed budget is mean cost at most 2 units: A meets equality, B fails. Totals alone establish no individual cap, median or maximum. Units are fictional, not currency. Preserve failed outcomes, slow cases, case IDs, settings and timing scope. Added code keeps all durations in a separate 3/4-quality probe. Constructed arithmetic is not an actual benchmark, repeated-run study, stable tail estimate or current provider-price comparison.</w:t>
+      </w:r>
+    </w:p>
+    <w:p>
+      <w:pPr>
+        <w:pStyle w:val="ListBullet"/>
+      </w:pPr>
+      <w:r>
+        <w:t>A report omits this qualification: Resource improvement under one workload is not universal efficiency or equal quality. Explain how omitting it could change a reader's interpretation, and write an accurate replacement.</w:t>
       </w:r>
     </w:p>
     <w:p>
@@ -456,30 +413,154 @@
         <w:pStyle w:val="Heading3"/>
       </w:pPr>
       <w:r>
+        <w:t>My reasoning and evidence</w:t>
+      </w:r>
+    </w:p>
+    <w:p>
+      <w:r>
+        <w:t>________________________________________________________________</w:t>
+      </w:r>
+    </w:p>
+    <w:p>
+      <w:r>
+        <w:t>________________________________________________________________</w:t>
+      </w:r>
+    </w:p>
+    <w:p>
+      <w:r>
+        <w:t>________________________________________________________________</w:t>
+      </w:r>
+    </w:p>
+    <w:p>
+      <w:r>
+        <w:t>________________________________________________________________</w:t>
+      </w:r>
+    </w:p>
+    <w:p>
+      <w:r>
+        <w:t>________________________________________________________________</w:t>
+      </w:r>
+    </w:p>
+    <w:p>
+      <w:r>
+        <w:t>________________________________________________________________</w:t>
+      </w:r>
+    </w:p>
+    <w:p>
+      <w:pPr>
+        <w:pStyle w:val="Heading1"/>
+      </w:pPr>
+      <w:r>
+        <w:t>09. W5 · Explain the limitation</w:t>
+      </w:r>
+    </w:p>
+    <w:p>
+      <w:r>
+        <w:t>Keep this task’s inputs,rule and response together.</w:t>
+      </w:r>
+    </w:p>
+    <w:p>
+      <w:pPr>
+        <w:pStyle w:val="Heading2"/>
+      </w:pPr>
+      <w:r>
+        <w:t>Complete task and evidence</w:t>
+      </w:r>
+    </w:p>
+    <w:p>
+      <w:pPr>
+        <w:pStyle w:val="ListBullet"/>
+      </w:pPr>
+      <w:r>
+        <w:t>Performance experiments need matched workloads, timing boundaries, quality constraints and complete outcomes. Main supplied Q1–Q4 durations A [1, 1, 1, 9] seconds and B [2, 2, 2, 2], all pass. A total 12, mean 3, sorted middle pair 1/1, median 1, observed max 9; B total 8, mean/median/max 2. B lowers mean but A lowers median; no universal winner without an objective. Added duration scope is request start to final outcome, including failure records. Separate picture six cases each with supplied equivalent quality: A 18 seconds/12 cost units, B 12 seconds/18 units; means A 3 seconds/2 units, B 2 seconds/3 units. Changed budget is mean cost at most 2 units: A meets equality, B fails. Totals alone establish no individual cap, median or maximum. Units are fictional, not currency. Preserve failed outcomes, slow cases, case IDs, settings and timing scope. Added code keeps all durations in a separate 3/4-quality probe. Constructed arithmetic is not an actual benchmark, repeated-run study, stable tail estimate or current provider-price comparison.</w:t>
+      </w:r>
+    </w:p>
+    <w:p>
+      <w:pPr>
+        <w:pStyle w:val="ListBullet"/>
+      </w:pPr>
+      <w:r>
+        <w:t>For the worked scenario, propose one additional case that could reveal a failure, describe its expected outcome before running it, and explain what would need to remain fixed for a fair comparison. Do not reuse W4 as a new final test after receiving feedback.</w:t>
+      </w:r>
+    </w:p>
+    <w:p>
+      <w:pPr>
+        <w:pStyle w:val="Heading3"/>
+      </w:pPr>
+      <w:r>
+        <w:t>My reasoning and evidence</w:t>
+      </w:r>
+    </w:p>
+    <w:p>
+      <w:r>
+        <w:t>________________________________________________________________</w:t>
+      </w:r>
+    </w:p>
+    <w:p>
+      <w:r>
+        <w:t>________________________________________________________________</w:t>
+      </w:r>
+    </w:p>
+    <w:p>
+      <w:r>
+        <w:t>________________________________________________________________</w:t>
+      </w:r>
+    </w:p>
+    <w:p>
+      <w:r>
+        <w:t>________________________________________________________________</w:t>
+      </w:r>
+    </w:p>
+    <w:p>
+      <w:r>
+        <w:t>________________________________________________________________</w:t>
+      </w:r>
+    </w:p>
+    <w:p>
+      <w:r>
+        <w:t>________________________________________________________________</w:t>
+      </w:r>
+    </w:p>
+    <w:p>
+      <w:r>
+        <w:t>________________________________________________________________</w:t>
+      </w:r>
+    </w:p>
+    <w:p>
+      <w:pPr>
+        <w:pStyle w:val="Heading1"/>
+      </w:pPr>
+      <w:r>
+        <w:t>04. Try alone · Selected transfer</w:t>
+      </w:r>
+    </w:p>
+    <w:p>
+      <w:r>
+        <w:t>Keep this task’s inputs,rule and response together.</w:t>
+      </w:r>
+    </w:p>
+    <w:p>
+      <w:pPr>
+        <w:pStyle w:val="Heading2"/>
+      </w:pPr>
+      <w:r>
+        <w:t>Complete task and evidence</w:t>
+      </w:r>
+    </w:p>
+    <w:p>
+      <w:pPr>
+        <w:pStyle w:val="Heading3"/>
+      </w:pPr>
+      <w:r>
         <w:t>Independent case: Apply a new case independently</w:t>
       </w:r>
     </w:p>
     <w:p>
       <w:pPr>
-        <w:spacing w:line="336" w:lineRule="auto" w:after="180"/>
-      </w:pPr>
-      <w:r>
-        <w:rPr>
-          <w:b w:val="0"/>
-        </w:rPr>
-        <w:t>C=[1, 2, 3, 10], D=[3, 3, 3, 3]. Compute means/</w:t>
-      </w:r>
-      <w:r>
-        <w:rPr>
-          <w:b/>
-        </w:rPr>
-        <w:t>median</w:t>
-      </w:r>
-      <w:r>
-        <w:rPr>
-          <w:b w:val="0"/>
-        </w:rPr>
-        <w:t>s; one D response is wrong.</w:t>
+        <w:pStyle w:val="ListBullet"/>
+      </w:pPr>
+      <w:r>
+        <w:t>C=[1, 2, 3, 10], D=[3, 3, 3, 3]. Compute means/medians; one D response is wrong.</w:t>
       </w:r>
     </w:p>
     <w:p>
@@ -527,12 +608,9 @@
     </w:p>
     <w:p>
       <w:pPr>
-        <w:spacing w:line="336" w:lineRule="auto" w:after="180"/>
-      </w:pPr>
-      <w:r>
-        <w:rPr>
-          <w:b w:val="0"/>
-        </w:rPr>
+        <w:pStyle w:val="ListBullet"/>
+      </w:pPr>
+      <w:r>
         <w:t>Attempt this case before feedback. Record any help. Earlier examples below are further practice; a case already practised with feedback cannot establish fresh transfer.</w:t>
       </w:r>
     </w:p>
@@ -541,59 +619,28 @@
         <w:pStyle w:val="Heading1"/>
       </w:pPr>
       <w:r>
-        <w:t>05. W1 Explain the mechanism</w:t>
-      </w:r>
-    </w:p>
-    <w:p>
-      <w:r>
-        <w:t>Explain the mechanism. Apply the supplied Performance and cost experiments facts and keep your reasoning.</w:t>
-      </w:r>
-    </w:p>
-    <w:p>
-      <w:pPr>
-        <w:spacing w:line="336" w:lineRule="auto" w:after="180"/>
-      </w:pPr>
-      <w:r>
-        <w:rPr>
-          <w:b w:val="0"/>
-        </w:rPr>
-        <w:t xml:space="preserve">Explain the weekly </w:t>
-      </w:r>
-      <w:r>
-        <w:rPr>
-          <w:b/>
-        </w:rPr>
-        <w:t>mechanism</w:t>
-      </w:r>
-      <w:r>
-        <w:rPr>
-          <w:b w:val="0"/>
-        </w:rPr>
-        <w:t xml:space="preserve"> in your own words. Use the worked scenario to name its </w:t>
-      </w:r>
-      <w:r>
-        <w:rPr>
-          <w:b/>
-        </w:rPr>
-        <w:t>input</w:t>
-      </w:r>
-      <w:r>
-        <w:rPr>
-          <w:b w:val="0"/>
-        </w:rPr>
-        <w:t xml:space="preserve">, decision rule and </w:t>
-      </w:r>
-      <w:r>
-        <w:rPr>
-          <w:b/>
-        </w:rPr>
-        <w:t>output</w:t>
-      </w:r>
-      <w:r>
-        <w:rPr>
-          <w:b w:val="0"/>
-        </w:rPr>
-        <w:t>.</w:t>
+        <w:t>10. Project · Keep the service evidence</w:t>
+      </w:r>
+    </w:p>
+    <w:p>
+      <w:r>
+        <w:t>Preserve the contract, inputs, observed outcomes and limits.</w:t>
+      </w:r>
+    </w:p>
+    <w:p>
+      <w:pPr>
+        <w:pStyle w:val="Heading2"/>
+      </w:pPr>
+      <w:r>
+        <w:t>Complete task and evidence</w:t>
+      </w:r>
+    </w:p>
+    <w:p>
+      <w:pPr>
+        <w:pStyle w:val="ListBullet"/>
+      </w:pPr>
+      <w:r>
+        <w:t>Add a labelled performance and cost experiments evidence sheet to Grounded Learning Service. Show how you can explain the mechanism and terminology of performance and cost experiments. Use the supplied fictional case and keep its inputs, intermediate steps, calculation or prediction, and limitation. Connect this record to last week’s record; a matching answer without a trace is insufficient.</w:t>
       </w:r>
     </w:p>
     <w:p>
@@ -601,7 +648,7 @@
         <w:pStyle w:val="Heading3"/>
       </w:pPr>
       <w:r>
-        <w:t>My reasoning and evidence</w:t>
+        <w:t>My project change, supporting evidence and remaining limit</w:t>
       </w:r>
     </w:p>
     <w:p>
@@ -639,436 +686,20 @@
         <w:pStyle w:val="Heading1"/>
       </w:pPr>
       <w:r>
-        <w:t>06. W2 Trace the worked case</w:t>
-      </w:r>
-    </w:p>
-    <w:p>
-      <w:r>
-        <w:t>Trace the worked case. Apply the supplied Performance and cost experiments facts and keep your reasoning.</w:t>
-      </w:r>
-    </w:p>
-    <w:p>
-      <w:pPr>
-        <w:spacing w:line="336" w:lineRule="auto" w:after="180"/>
-      </w:pPr>
-      <w:r>
-        <w:rPr>
-          <w:b w:val="0"/>
-        </w:rPr>
-        <w:t xml:space="preserve">Durations A=[1, 1, 1, 9] seconds, B=[2, 2, 2, 2]. All pass. Compute mean and </w:t>
-      </w:r>
-      <w:r>
-        <w:rPr>
-          <w:b/>
-        </w:rPr>
-        <w:t>median</w:t>
-      </w:r>
-      <w:r>
-        <w:rPr>
-          <w:b w:val="0"/>
-        </w:rPr>
-        <w:t>. Show the intermediate steps and give the conclusion with its scope.</w:t>
-      </w:r>
-    </w:p>
-    <w:p>
-      <w:pPr>
-        <w:pStyle w:val="Heading3"/>
-      </w:pPr>
-      <w:r>
-        <w:t>My reasoning and evidence</w:t>
-      </w:r>
-    </w:p>
-    <w:p>
-      <w:r>
-        <w:t>________________________________________________________________</w:t>
-      </w:r>
-    </w:p>
-    <w:p>
-      <w:r>
-        <w:t>________________________________________________________________</w:t>
-      </w:r>
-    </w:p>
-    <w:p>
-      <w:r>
-        <w:t>________________________________________________________________</w:t>
-      </w:r>
-    </w:p>
-    <w:p>
-      <w:r>
-        <w:t>________________________________________________________________</w:t>
-      </w:r>
-    </w:p>
-    <w:p>
-      <w:r>
-        <w:t>________________________________________________________________</w:t>
-      </w:r>
-    </w:p>
-    <w:p>
-      <w:r>
-        <w:t>________________________________________________________________</w:t>
-      </w:r>
-    </w:p>
-    <w:p>
-      <w:r>
-        <w:t>________________________________________________________________</w:t>
-      </w:r>
-    </w:p>
-    <w:p>
-      <w:pPr>
-        <w:pStyle w:val="Heading1"/>
-      </w:pPr>
-      <w:r>
-        <w:t>07. W3 Audit the limit</w:t>
-      </w:r>
-    </w:p>
-    <w:p>
-      <w:r>
-        <w:t>Audit the limit. Apply the supplied Performance and cost experiments facts and keep your reasoning.</w:t>
-      </w:r>
-    </w:p>
-    <w:p>
-      <w:pPr>
-        <w:spacing w:line="336" w:lineRule="auto" w:after="180"/>
-      </w:pPr>
-      <w:r>
-        <w:rPr>
-          <w:b w:val="0"/>
-        </w:rPr>
-        <w:t>A report omits this qualification: Resource improvement under one workload is not universal efficiency or equal quality. Explain how omitting it could change a reader's interpretation, and write an accurate replacement.</w:t>
-      </w:r>
-    </w:p>
-    <w:p>
-      <w:pPr>
-        <w:pStyle w:val="Heading3"/>
-      </w:pPr>
-      <w:r>
-        <w:t>My reasoning and evidence</w:t>
-      </w:r>
-    </w:p>
-    <w:p>
-      <w:r>
-        <w:t>________________________________________________________________</w:t>
-      </w:r>
-    </w:p>
-    <w:p>
-      <w:r>
-        <w:t>________________________________________________________________</w:t>
-      </w:r>
-    </w:p>
-    <w:p>
-      <w:r>
-        <w:t>________________________________________________________________</w:t>
-      </w:r>
-    </w:p>
-    <w:p>
-      <w:r>
-        <w:t>________________________________________________________________</w:t>
-      </w:r>
-    </w:p>
-    <w:p>
-      <w:r>
-        <w:t>________________________________________________________________</w:t>
-      </w:r>
-    </w:p>
-    <w:p>
-      <w:r>
-        <w:t>________________________________________________________________</w:t>
-      </w:r>
-    </w:p>
-    <w:p>
-      <w:pPr>
-        <w:pStyle w:val="Heading1"/>
-      </w:pPr>
-      <w:r>
-        <w:t>08. W4 Apply a new case independently</w:t>
-      </w:r>
-    </w:p>
-    <w:p>
-      <w:r>
-        <w:t>Attempt before feedback. If this repeats the selected independent case, reuse that first attempt; otherwise keep a separate record. Apply a new case independently. Apply the supplied Performance and cost experiments facts and keep your reasoning.</w:t>
-      </w:r>
-    </w:p>
-    <w:p>
-      <w:pPr>
-        <w:spacing w:line="336" w:lineRule="auto" w:after="180"/>
-      </w:pPr>
-      <w:r>
-        <w:rPr>
-          <w:b w:val="0"/>
-        </w:rPr>
-        <w:t>C=[1, 2, 3, 10], D=[3, 3, 3, 3]. Compute means/</w:t>
-      </w:r>
-      <w:r>
-        <w:rPr>
-          <w:b/>
-        </w:rPr>
-        <w:t>median</w:t>
-      </w:r>
-      <w:r>
-        <w:rPr>
-          <w:b w:val="0"/>
-        </w:rPr>
-        <w:t>s; one D response is wrong.</w:t>
-      </w:r>
-    </w:p>
-    <w:p>
-      <w:pPr>
-        <w:pStyle w:val="Heading3"/>
-      </w:pPr>
-      <w:r>
-        <w:t>My reasoning and evidence</w:t>
-      </w:r>
-    </w:p>
-    <w:p>
-      <w:r>
-        <w:t>________________________________________________________________</w:t>
-      </w:r>
-    </w:p>
-    <w:p>
-      <w:r>
-        <w:t>________________________________________________________________</w:t>
-      </w:r>
-    </w:p>
-    <w:p>
-      <w:r>
-        <w:t>________________________________________________________________</w:t>
-      </w:r>
-    </w:p>
-    <w:p>
-      <w:r>
-        <w:t>________________________________________________________________</w:t>
-      </w:r>
-    </w:p>
-    <w:p>
-      <w:r>
-        <w:t>________________________________________________________________</w:t>
-      </w:r>
-    </w:p>
-    <w:p>
-      <w:r>
-        <w:t>________________________________________________________________</w:t>
-      </w:r>
-    </w:p>
-    <w:p>
-      <w:r>
-        <w:t>________________________________________________________________</w:t>
-      </w:r>
-    </w:p>
-    <w:p>
-      <w:r>
-        <w:t>________________________________________________________________</w:t>
-      </w:r>
-    </w:p>
-    <w:p>
-      <w:pPr>
-        <w:pStyle w:val="Heading1"/>
-      </w:pPr>
-      <w:r>
-        <w:t>09. W5 Design a revealing follow-up</w:t>
-      </w:r>
-    </w:p>
-    <w:p>
-      <w:r>
-        <w:t>Design a revealing follow-up. Apply the supplied Performance and cost experiments facts and keep your reasoning.</w:t>
-      </w:r>
-    </w:p>
-    <w:p>
-      <w:pPr>
-        <w:spacing w:line="336" w:lineRule="auto" w:after="180"/>
-      </w:pPr>
-      <w:r>
-        <w:rPr>
-          <w:b w:val="0"/>
-        </w:rPr>
-        <w:t>For the worked scenario, propose one additional case that could reveal a failure, describe its expected outcome before running it, and explain what would need to remain fixed for a fair comparison.</w:t>
-      </w:r>
-    </w:p>
-    <w:p>
-      <w:pPr>
-        <w:spacing w:line="336" w:lineRule="auto" w:after="180"/>
-      </w:pPr>
-      <w:r>
-        <w:rPr>
-          <w:b w:val="0"/>
-        </w:rPr>
-        <w:t>Do not reuse W4 as a new final test after receiving feedback.</w:t>
-      </w:r>
-    </w:p>
-    <w:p>
-      <w:pPr>
-        <w:pStyle w:val="Heading3"/>
-      </w:pPr>
-      <w:r>
-        <w:t>My reasoning and evidence</w:t>
-      </w:r>
-    </w:p>
-    <w:p>
-      <w:r>
-        <w:t>________________________________________________________________</w:t>
-      </w:r>
-    </w:p>
-    <w:p>
-      <w:r>
-        <w:t>________________________________________________________________</w:t>
-      </w:r>
-    </w:p>
-    <w:p>
-      <w:r>
-        <w:t>________________________________________________________________</w:t>
-      </w:r>
-    </w:p>
-    <w:p>
-      <w:r>
-        <w:t>________________________________________________________________</w:t>
-      </w:r>
-    </w:p>
-    <w:p>
-      <w:r>
-        <w:t>________________________________________________________________</w:t>
-      </w:r>
-    </w:p>
-    <w:p>
-      <w:r>
-        <w:t>________________________________________________________________</w:t>
-      </w:r>
-    </w:p>
-    <w:p>
-      <w:r>
-        <w:t>________________________________________________________________</w:t>
-      </w:r>
-    </w:p>
-    <w:p>
-      <w:pPr>
-        <w:pStyle w:val="Heading1"/>
-      </w:pPr>
-      <w:r>
-        <w:t>10. Project checkpoint and reflection</w:t>
-      </w:r>
-    </w:p>
-    <w:p>
-      <w:r>
-        <w:t>Connect Performance and cost experiments to Grounded Learning Service, identify a limit and choose the next useful test.</w:t>
-      </w:r>
-    </w:p>
-    <w:p>
-      <w:pPr>
-        <w:spacing w:line="336" w:lineRule="auto" w:after="180"/>
-      </w:pPr>
-      <w:r>
-        <w:rPr>
-          <w:b w:val="0"/>
-        </w:rPr>
-        <w:t xml:space="preserve">Add a labelled performance and cost experiments </w:t>
-      </w:r>
-      <w:r>
-        <w:rPr>
-          <w:b/>
-        </w:rPr>
-        <w:t>evidence</w:t>
-      </w:r>
-      <w:r>
-        <w:rPr>
-          <w:b w:val="0"/>
-        </w:rPr>
-        <w:t xml:space="preserve"> sheet to Grounded Learning Service. Show how you can explain the </w:t>
-      </w:r>
-      <w:r>
-        <w:rPr>
-          <w:b/>
-        </w:rPr>
-        <w:t>mechanism</w:t>
-      </w:r>
-      <w:r>
-        <w:rPr>
-          <w:b w:val="0"/>
-        </w:rPr>
-        <w:t xml:space="preserve"> and terminology of performance and cost experiments.</w:t>
-      </w:r>
-    </w:p>
-    <w:p>
-      <w:pPr>
-        <w:spacing w:line="336" w:lineRule="auto" w:after="180"/>
-      </w:pPr>
-      <w:r>
-        <w:rPr>
-          <w:b w:val="0"/>
-        </w:rPr>
-        <w:t xml:space="preserve">Use the supplied fictional case and keep its </w:t>
-      </w:r>
-      <w:r>
-        <w:rPr>
-          <w:b/>
-        </w:rPr>
-        <w:t>input</w:t>
-      </w:r>
-      <w:r>
-        <w:rPr>
-          <w:b w:val="0"/>
-        </w:rPr>
-        <w:t xml:space="preserve">s, intermediate steps, calculation or </w:t>
-      </w:r>
-      <w:r>
-        <w:rPr>
-          <w:b/>
-        </w:rPr>
-        <w:t>prediction</w:t>
-      </w:r>
-      <w:r>
-        <w:rPr>
-          <w:b w:val="0"/>
-        </w:rPr>
-        <w:t>, and limitation. Connect this record to last week’s record; a matching answer without a trace is insufficient.</w:t>
-      </w:r>
-    </w:p>
-    <w:p>
-      <w:pPr>
-        <w:pStyle w:val="Heading3"/>
-      </w:pPr>
-      <w:r>
-        <w:t>My project change, supporting evidence and remaining limit</w:t>
-      </w:r>
-    </w:p>
-    <w:p>
-      <w:r>
-        <w:t>________________________________________________________________</w:t>
-      </w:r>
-    </w:p>
-    <w:p>
-      <w:r>
-        <w:t>________________________________________________________________</w:t>
-      </w:r>
-    </w:p>
-    <w:p>
-      <w:r>
-        <w:t>________________________________________________________________</w:t>
-      </w:r>
-    </w:p>
-    <w:p>
-      <w:r>
-        <w:t>________________________________________________________________</w:t>
-      </w:r>
-    </w:p>
-    <w:p>
-      <w:r>
-        <w:t>________________________________________________________________</w:t>
-      </w:r>
-    </w:p>
-    <w:p>
-      <w:r>
-        <w:t>________________________________________________________________</w:t>
-      </w:r>
-    </w:p>
-    <w:p>
-      <w:pPr>
-        <w:pStyle w:val="Heading1"/>
-      </w:pPr>
-      <w:r>
-        <w:t>11. Feedback, return check and learning record</w:t>
-      </w:r>
-    </w:p>
-    <w:p>
-      <w:r>
-        <w:t>Record the first repaired step and a different case to revisit after a delay.</w:t>
+        <w:t>11. Feedback · Repair and return</w:t>
+      </w:r>
+    </w:p>
+    <w:p>
+      <w:r>
+        <w:t>Keep this task’s inputs,rule and response together.</w:t>
+      </w:r>
+    </w:p>
+    <w:p>
+      <w:pPr>
+        <w:pStyle w:val="Heading2"/>
+      </w:pPr>
+      <w:r>
+        <w:t>Complete task and evidence</w:t>
       </w:r>
     </w:p>
     <w:tbl>
@@ -1209,12 +840,9 @@
     </w:tbl>
     <w:p>
       <w:pPr>
-        <w:spacing w:line="336" w:lineRule="auto" w:after="180"/>
-      </w:pPr>
-      <w:r>
-        <w:rPr>
-          <w:b w:val="0"/>
-        </w:rPr>
+        <w:pStyle w:val="ListBullet"/>
+      </w:pPr>
+      <w:r>
         <w:t>Revisit this idea with your teacher after a delay. Familiarity is different from explaining and using it on a changed case.</w:t>
       </w:r>
     </w:p>
@@ -1223,33 +851,321 @@
         <w:pStyle w:val="Heading1"/>
       </w:pPr>
       <w:r>
-        <w:t>12. Pictorial case practice: Performance and cost experiments</w:t>
-      </w:r>
-    </w:p>
-    <w:p>
-      <w:r>
-        <w:t>Measure time and cost. Two fixed configurations answer the same six questions and meet the same quality rubric. Explain the labelled step before checking the changed condition.</w:t>
-      </w:r>
-    </w:p>
-    <w:p>
-      <w:pPr>
-        <w:spacing w:line="336" w:lineRule="auto" w:after="180"/>
-      </w:pPr>
-      <w:r>
-        <w:rPr>
-          <w:b w:val="0"/>
-        </w:rPr>
+        <w:t>Reference bank and extra practice</w:t>
+      </w:r>
+    </w:p>
+    <w:p>
+      <w:pPr>
+        <w:pStyle w:val="Heading1"/>
+      </w:pPr>
+      <w:r>
+        <w:t>02. Reference · Supported W2 record</w:t>
+      </w:r>
+    </w:p>
+    <w:p>
+      <w:r>
+        <w:t>Keep this task’s inputs,rule and response together.</w:t>
+      </w:r>
+    </w:p>
+    <w:p>
+      <w:pPr>
+        <w:pStyle w:val="Heading2"/>
+      </w:pPr>
+      <w:r>
+        <w:t>Complete task and evidence</w:t>
+      </w:r>
+    </w:p>
+    <w:p>
+      <w:pPr>
+        <w:pStyle w:val="ListBullet"/>
+      </w:pPr>
+      <w:r>
+        <w:t>Use W2: Trace the worked case for Performance and cost experiments. Record the answer once; the lesson and workbook refer to the same attempt.</w:t>
+      </w:r>
+    </w:p>
+    <w:tbl>
+      <w:tblPr>
+        <w:tblStyle w:val="LightShading-Accent1"/>
+        <w:tblW w:type="auto" w:w="0"/>
+        <w:tblLook w:firstColumn="1" w:firstRow="1" w:lastColumn="0" w:lastRow="0" w:noHBand="0" w:noVBand="1" w:val="04A0"/>
+      </w:tblPr>
+      <w:tblGrid>
+        <w:gridCol w:w="2556"/>
+        <w:gridCol w:w="2556"/>
+        <w:gridCol w:w="2556"/>
+        <w:gridCol w:w="2556"/>
+      </w:tblGrid>
+      <w:tr>
+        <w:trPr>
+          <w:tblHeader/>
+        </w:trPr>
+        <w:tc>
+          <w:tcPr>
+            <w:tcW w:type="dxa" w:w="2556"/>
+          </w:tcPr>
+          <w:p>
+            <w:r>
+              <w:t>Given inputs</w:t>
+            </w:r>
+          </w:p>
+        </w:tc>
+        <w:tc>
+          <w:tcPr>
+            <w:tcW w:type="dxa" w:w="2556"/>
+          </w:tcPr>
+          <w:p>
+            <w:r>
+              <w:t>Procedure I chose</w:t>
+            </w:r>
+          </w:p>
+        </w:tc>
+        <w:tc>
+          <w:tcPr>
+            <w:tcW w:type="dxa" w:w="2556"/>
+          </w:tcPr>
+          <w:p>
+            <w:r>
+              <w:t>Middle steps</w:t>
+            </w:r>
+          </w:p>
+        </w:tc>
+        <w:tc>
+          <w:tcPr>
+            <w:tcW w:type="dxa" w:w="2556"/>
+          </w:tcPr>
+          <w:p>
+            <w:r>
+              <w:t>Result and check</w:t>
+            </w:r>
+          </w:p>
+        </w:tc>
+      </w:tr>
+      <w:tr>
+        <w:tc>
+          <w:tcPr>
+            <w:tcW w:type="dxa" w:w="2556"/>
+          </w:tcPr>
+          <w:p>
+            <w:r/>
+          </w:p>
+        </w:tc>
+        <w:tc>
+          <w:tcPr>
+            <w:tcW w:type="dxa" w:w="2556"/>
+          </w:tcPr>
+          <w:p>
+            <w:r/>
+          </w:p>
+        </w:tc>
+        <w:tc>
+          <w:tcPr>
+            <w:tcW w:type="dxa" w:w="2556"/>
+          </w:tcPr>
+          <w:p>
+            <w:r/>
+          </w:p>
+        </w:tc>
+        <w:tc>
+          <w:tcPr>
+            <w:tcW w:type="dxa" w:w="2556"/>
+          </w:tcPr>
+          <w:p>
+            <w:r/>
+          </w:p>
+        </w:tc>
+      </w:tr>
+    </w:tbl>
+    <w:p>
+      <w:pPr>
+        <w:pStyle w:val="Heading3"/>
+      </w:pPr>
+      <w:r>
+        <w:t>The step I completed without help, and the hint I needed</w:t>
+      </w:r>
+    </w:p>
+    <w:p>
+      <w:r>
+        <w:t>________________________________________________________________</w:t>
+      </w:r>
+    </w:p>
+    <w:p>
+      <w:r>
+        <w:t>________________________________________________________________</w:t>
+      </w:r>
+    </w:p>
+    <w:p>
+      <w:r>
+        <w:t>________________________________________________________________</w:t>
+      </w:r>
+    </w:p>
+    <w:p>
+      <w:pPr>
+        <w:pStyle w:val="Heading1"/>
+      </w:pPr>
+      <w:r>
+        <w:t>03. Extra practice · Individual reasoning check</w:t>
+      </w:r>
+    </w:p>
+    <w:p>
+      <w:r>
+        <w:t>Keep this task’s inputs,rule and response together.</w:t>
+      </w:r>
+    </w:p>
+    <w:p>
+      <w:pPr>
+        <w:pStyle w:val="Heading2"/>
+      </w:pPr>
+      <w:r>
+        <w:t>Complete task and evidence</w:t>
+      </w:r>
+    </w:p>
+    <w:p>
+      <w:pPr>
+        <w:pStyle w:val="ListBullet"/>
+      </w:pPr>
+      <w:r>
+        <w:t>Use the worked case for Performance and cost experiments. Proposed explanation: “The worked result establishes every future case”. Decide whether this explanation is supported. Point to the step or supplied fact that decides; explain your repair if needed.</w:t>
+      </w:r>
+    </w:p>
+    <w:p>
+      <w:pPr>
+        <w:pStyle w:val="Heading3"/>
+      </w:pPr>
+      <w:r>
+        <w:t>My explanation before partner discussion</w:t>
+      </w:r>
+    </w:p>
+    <w:p>
+      <w:r>
+        <w:t>________________________________________________________________</w:t>
+      </w:r>
+    </w:p>
+    <w:p>
+      <w:r>
+        <w:t>________________________________________________________________</w:t>
+      </w:r>
+    </w:p>
+    <w:p>
+      <w:r>
+        <w:t>________________________________________________________________</w:t>
+      </w:r>
+    </w:p>
+    <w:p>
+      <w:r>
+        <w:t>________________________________________________________________</w:t>
+      </w:r>
+    </w:p>
+    <w:p>
+      <w:pPr>
+        <w:pStyle w:val="Heading1"/>
+      </w:pPr>
+      <w:r>
+        <w:t>08. Reference · Earlier W4 response copy</w:t>
+      </w:r>
+    </w:p>
+    <w:p>
+      <w:r>
+        <w:t>Keep this task’s inputs,rule and response together.</w:t>
+      </w:r>
+    </w:p>
+    <w:p>
+      <w:pPr>
+        <w:pStyle w:val="Heading2"/>
+      </w:pPr>
+      <w:r>
+        <w:t>Complete task and evidence</w:t>
+      </w:r>
+    </w:p>
+    <w:p>
+      <w:pPr>
+        <w:pStyle w:val="ListBullet"/>
+      </w:pPr>
+      <w:r>
+        <w:t>C=[1, 2, 3, 10], D=[3, 3, 3, 3]. Compute means/medians; one D response is wrong.</w:t>
+      </w:r>
+    </w:p>
+    <w:p>
+      <w:pPr>
+        <w:pStyle w:val="Heading3"/>
+      </w:pPr>
+      <w:r>
+        <w:t>My reasoning and evidence</w:t>
+      </w:r>
+    </w:p>
+    <w:p>
+      <w:r>
+        <w:t>________________________________________________________________</w:t>
+      </w:r>
+    </w:p>
+    <w:p>
+      <w:r>
+        <w:t>________________________________________________________________</w:t>
+      </w:r>
+    </w:p>
+    <w:p>
+      <w:r>
+        <w:t>________________________________________________________________</w:t>
+      </w:r>
+    </w:p>
+    <w:p>
+      <w:r>
+        <w:t>________________________________________________________________</w:t>
+      </w:r>
+    </w:p>
+    <w:p>
+      <w:r>
+        <w:t>________________________________________________________________</w:t>
+      </w:r>
+    </w:p>
+    <w:p>
+      <w:r>
+        <w:t>________________________________________________________________</w:t>
+      </w:r>
+    </w:p>
+    <w:p>
+      <w:r>
+        <w:t>________________________________________________________________</w:t>
+      </w:r>
+    </w:p>
+    <w:p>
+      <w:r>
+        <w:t>________________________________________________________________</w:t>
+      </w:r>
+    </w:p>
+    <w:p>
+      <w:pPr>
+        <w:pStyle w:val="Heading1"/>
+      </w:pPr>
+      <w:r>
+        <w:t>12. Extra practice · Pictured case</w:t>
+      </w:r>
+    </w:p>
+    <w:p>
+      <w:r>
+        <w:t>Keep this task’s inputs,rule and response together.</w:t>
+      </w:r>
+    </w:p>
+    <w:p>
+      <w:pPr>
+        <w:pStyle w:val="Heading2"/>
+      </w:pPr>
+      <w:r>
+        <w:t>Complete task and evidence</w:t>
+      </w:r>
+    </w:p>
+    <w:p>
+      <w:pPr>
+        <w:pStyle w:val="ListBullet"/>
+      </w:pPr>
+      <w:r>
         <w:t>Measure time and cost. Two fixed configurations answer the same six questions and meet the same quality rubric.</w:t>
       </w:r>
     </w:p>
     <w:p>
       <w:pPr>
-        <w:spacing w:line="336" w:lineRule="auto" w:after="180"/>
-      </w:pPr>
-      <w:r>
-        <w:rPr>
-          <w:b w:val="0"/>
-        </w:rPr>
+        <w:pStyle w:val="ListBullet"/>
+      </w:pPr>
+      <w:r>
         <w:t>A totals 18 seconds and 12 cost units. B totals 12 seconds and 18 units.</w:t>
       </w:r>
     </w:p>
@@ -1327,14 +1243,10 @@
     </w:p>
     <w:p>
       <w:pPr>
-        <w:spacing w:line="336" w:lineRule="auto" w:after="180"/>
-        <w:shd w:fill="F5F1FB"/>
-      </w:pPr>
-      <w:r>
-        <w:rPr>
-          <w:b w:val="0"/>
-        </w:rPr>
-        <w:t>Calculate per-case seconds and cost units for A and B. Which meets a budget of at most 2 cost units per case, and what speed trade-off does that choice make?</w:t>
+        <w:pStyle w:val="ListBullet"/>
+      </w:pPr>
+      <w:r>
+        <w:t>Calculate per-case seconds and cost units for A and B. Which meets a budget of at most 2 cost units per case on average, and what speed trade-off does that choice make?</w:t>
       </w:r>
     </w:p>
     <w:p>
@@ -1377,57 +1289,18 @@
     </w:p>
     <w:p>
       <w:pPr>
-        <w:pStyle w:val="Heading3"/>
-      </w:pPr>
-      <w:r>
-        <w:t>Record the help used</w:t>
-      </w:r>
-    </w:p>
-    <w:p>
-      <w:pPr>
-        <w:spacing w:line="336" w:lineRule="auto" w:after="180"/>
-        <w:shd w:fill="F1F6F8"/>
-      </w:pPr>
-      <w:r>
-        <w:rPr>
-          <w:b w:val="0"/>
-        </w:rPr>
-        <w:t xml:space="preserve">Support used: alone / hint / worked example. This record is practice </w:t>
-      </w:r>
-      <w:r>
-        <w:rPr>
-          <w:b/>
-        </w:rPr>
-        <w:t>evidence</w:t>
-      </w:r>
-      <w:r>
-        <w:rPr>
-          <w:b w:val="0"/>
-        </w:rPr>
-        <w:t>.</w:t>
-      </w:r>
-    </w:p>
-    <w:p>
-      <w:pPr>
-        <w:spacing w:line="336" w:lineRule="auto" w:after="180"/>
-      </w:pPr>
-      <w:r>
-        <w:rPr>
-          <w:b w:val="0"/>
-        </w:rPr>
-        <w:t xml:space="preserve">Project connection: For the Grounded Learning Service, retain an annotated trace and the changed-case result. Name the contract or </w:t>
-      </w:r>
-      <w:r>
-        <w:rPr>
-          <w:b/>
-        </w:rPr>
-        <w:t>evidence</w:t>
-      </w:r>
-      <w:r>
-        <w:rPr>
-          <w:b w:val="0"/>
-        </w:rPr>
-        <w:t xml:space="preserve"> that makes the deciding step valid, so another team can review it.</w:t>
+        <w:pStyle w:val="ListBullet"/>
+      </w:pPr>
+      <w:r>
+        <w:t>Support used: alone / hint / worked example. This record is practice evidence.</w:t>
+      </w:r>
+    </w:p>
+    <w:p>
+      <w:pPr>
+        <w:pStyle w:val="ListBullet"/>
+      </w:pPr>
+      <w:r>
+        <w:t>Project connection: For the Grounded Learning Service, retain an annotated trace and the changed-case result. Name the contract or evidence that makes the deciding step valid, so another team can review it.</w:t>
       </w:r>
     </w:p>
     <w:p>
@@ -1435,69 +1308,44 @@
         <w:pStyle w:val="Heading1"/>
       </w:pPr>
       <w:r>
-        <w:t>13. Project portfolio milestone</w:t>
-      </w:r>
-    </w:p>
-    <w:p>
-      <w:r>
-        <w:t>Keep this week’s input, deciding step, result and limit together in the Grounded Learning Service record.</w:t>
-      </w:r>
-    </w:p>
-    <w:p>
-      <w:pPr>
-        <w:spacing w:line="336" w:lineRule="auto" w:after="180"/>
-      </w:pPr>
-      <w:r>
-        <w:rPr>
-          <w:b w:val="0"/>
-        </w:rPr>
+        <w:t>13. Reference · Project milestone</w:t>
+      </w:r>
+    </w:p>
+    <w:p>
+      <w:r>
+        <w:t>Keep this task’s inputs,rule and response together.</w:t>
+      </w:r>
+    </w:p>
+    <w:p>
+      <w:pPr>
+        <w:pStyle w:val="Heading2"/>
+      </w:pPr>
+      <w:r>
+        <w:t>Complete task and evidence</w:t>
+      </w:r>
+    </w:p>
+    <w:p>
+      <w:pPr>
+        <w:pStyle w:val="ListBullet"/>
+      </w:pPr>
+      <w:r>
         <w:t>Project: Grounded Learning Service</w:t>
       </w:r>
     </w:p>
     <w:p>
       <w:pPr>
-        <w:spacing w:line="336" w:lineRule="auto" w:after="180"/>
-      </w:pPr>
-      <w:r>
-        <w:rPr>
-          <w:b w:val="0"/>
-        </w:rPr>
-        <w:t xml:space="preserve">Current milestone: Prepare the demonstration. Gather reproducible instructions, </w:t>
-      </w:r>
-      <w:r>
-        <w:rPr>
-          <w:b/>
-        </w:rPr>
-        <w:t>evidence</w:t>
-      </w:r>
-      <w:r>
-        <w:rPr>
-          <w:b w:val="0"/>
-        </w:rPr>
-        <w:t>, access checks and remaining limitations.</w:t>
-      </w:r>
-    </w:p>
-    <w:p>
-      <w:pPr>
-        <w:spacing w:line="336" w:lineRule="auto" w:after="180"/>
-      </w:pPr>
-      <w:r>
-        <w:rPr>
-          <w:b w:val="0"/>
-        </w:rPr>
-        <w:t xml:space="preserve">For the Grounded Learning Service, retain an annotated trace and the changed-case result. Name the contract or </w:t>
-      </w:r>
-      <w:r>
-        <w:rPr>
-          <w:b/>
-        </w:rPr>
-        <w:t>evidence</w:t>
-      </w:r>
-      <w:r>
-        <w:rPr>
-          <w:b w:val="0"/>
-        </w:rPr>
-        <w:t xml:space="preserve"> that makes the deciding step valid, so another team can review it.</w:t>
+        <w:pStyle w:val="ListBullet"/>
+      </w:pPr>
+      <w:r>
+        <w:t>Current milestone: Prepare the demonstration. Gather reproducible instructions, evidence, access checks and remaining limitations.</w:t>
+      </w:r>
+    </w:p>
+    <w:p>
+      <w:pPr>
+        <w:pStyle w:val="ListBullet"/>
+      </w:pPr>
+      <w:r>
+        <w:t>For the Grounded Learning Service, retain an annotated trace and the changed-case result. Name the contract or evidence that makes the deciding step valid, so another team can review it.</w:t>
       </w:r>
     </w:p>
     <w:tbl>
@@ -1654,12 +1502,467 @@
         <w:pStyle w:val="Heading1"/>
       </w:pPr>
       <w:r>
-        <w:t>14. Supported practice and learning evidence</w:t>
-      </w:r>
-    </w:p>
-    <w:p>
-      <w:r>
-        <w:t>Try the supported questions before comparing with hints and feedback. Record what you repaired and the evidence you retained.</w:t>
+        <w:t>14. Extra practice · Predict,check and repair</w:t>
+      </w:r>
+    </w:p>
+    <w:p>
+      <w:r>
+        <w:t>Keep supported feedback separate from the independent case.</w:t>
+      </w:r>
+    </w:p>
+    <w:p>
+      <w:pPr>
+        <w:pStyle w:val="Heading2"/>
+      </w:pPr>
+      <w:r>
+        <w:t>First supported question and optional hint</w:t>
+      </w:r>
+    </w:p>
+    <w:p>
+      <w:pPr>
+        <w:pStyle w:val="ListBullet"/>
+      </w:pPr>
+      <w:r>
+        <w:t>Measure time and cost. Two fixed configurations answer the same six questions and meet the same quality rubric.</w:t>
+      </w:r>
+    </w:p>
+    <w:p>
+      <w:pPr>
+        <w:pStyle w:val="Heading3"/>
+      </w:pPr>
+      <w:r>
+        <w:t>Practice 1: explain the deciding evidence</w:t>
+      </w:r>
+    </w:p>
+    <w:p>
+      <w:pPr>
+        <w:pStyle w:val="ListBullet"/>
+      </w:pPr>
+      <w:r>
+        <w:t>Which labelled step matches this detail? B saves one second but costs one extra unit per case.</w:t>
+      </w:r>
+    </w:p>
+    <w:p>
+      <w:pPr>
+        <w:pStyle w:val="ListBullet"/>
+      </w:pPr>
+      <w:r>
+        <w:t>1. Compute mean cost</w:t>
+      </w:r>
+    </w:p>
+    <w:p>
+      <w:pPr>
+        <w:pStyle w:val="ListBullet"/>
+      </w:pPr>
+      <w:r>
+        <w:t>2. Compute mean time</w:t>
+      </w:r>
+    </w:p>
+    <w:p>
+      <w:pPr>
+        <w:pStyle w:val="ListBullet"/>
+      </w:pPr>
+      <w:r>
+        <w:t>3. Compare trade-off</w:t>
+      </w:r>
+    </w:p>
+    <w:p>
+      <w:pPr>
+        <w:pStyle w:val="Heading3"/>
+      </w:pPr>
+      <w:r>
+        <w:t>My selected conclusion, deciding fact and explanation</w:t>
+      </w:r>
+    </w:p>
+    <w:p>
+      <w:r>
+        <w:t>________________________________________________________________</w:t>
+      </w:r>
+    </w:p>
+    <w:p>
+      <w:r>
+        <w:t>________________________________________________________________</w:t>
+      </w:r>
+    </w:p>
+    <w:p>
+      <w:r>
+        <w:t>________________________________________________________________</w:t>
+      </w:r>
+    </w:p>
+    <w:p>
+      <w:r>
+        <w:t>________________________________________________________________</w:t>
+      </w:r>
+    </w:p>
+    <w:p>
+      <w:r>
+        <w:t>________________________________________________________________</w:t>
+      </w:r>
+    </w:p>
+    <w:p>
+      <w:pPr>
+        <w:pStyle w:val="ListBullet"/>
+      </w:pPr>
+      <w:r>
+        <w:t>Hint if needed: Read the steps in the pictorial case. Match the supplied detail to the stage that performs or records it.</w:t>
+      </w:r>
+    </w:p>
+    <w:p>
+      <w:pPr>
+        <w:pStyle w:val="Heading2"/>
+      </w:pPr>
+      <w:r>
+        <w:t>Check after the first attempt · reference / check after trying</w:t>
+      </w:r>
+    </w:p>
+    <w:p>
+      <w:pPr>
+        <w:spacing w:line="336" w:lineRule="auto" w:after="180"/>
+      </w:pPr>
+      <w:r>
+        <w:rPr>
+          <w:b w:val="0"/>
+        </w:rPr>
+        <w:t>After your attempt, compare with the supported explanation: Compare trade-off B saves one second but costs one extra unit per case. A fair performance experiment holds the workload and measurement procedure fixed.</w:t>
+      </w:r>
+    </w:p>
+    <w:p>
+      <w:pPr>
+        <w:spacing w:line="336" w:lineRule="auto" w:after="180"/>
+      </w:pPr>
+      <w:r>
+        <w:rPr>
+          <w:b w:val="0"/>
+        </w:rPr>
+        <w:t>Faster is not automatically preferable under a budget.</w:t>
+      </w:r>
+    </w:p>
+    <w:p>
+      <w:pPr>
+        <w:pStyle w:val="Heading2"/>
+      </w:pPr>
+      <w:r>
+        <w:t>Changed-case question and optional hint</w:t>
+      </w:r>
+    </w:p>
+    <w:p>
+      <w:pPr>
+        <w:pStyle w:val="Heading3"/>
+      </w:pPr>
+      <w:r>
+        <w:t>Practice 2: explain the deciding evidence</w:t>
+      </w:r>
+    </w:p>
+    <w:p>
+      <w:pPr>
+        <w:pStyle w:val="ListBullet"/>
+      </w:pPr>
+      <w:r>
+        <w:t>Changed-case practice: Require at most 2 cost units per case on average. Which conclusion is supported by the supplied facts?</w:t>
+      </w:r>
+    </w:p>
+    <w:p>
+      <w:pPr>
+        <w:pStyle w:val="ListBullet"/>
+      </w:pPr>
+      <w:r>
+        <w:t>1. This one example guarantees correct results for every future input.</w:t>
+      </w:r>
+    </w:p>
+    <w:p>
+      <w:pPr>
+        <w:pStyle w:val="ListBullet"/>
+      </w:pPr>
+      <w:r>
+        <w:t>2. A meets the budget; B does not.</w:t>
+      </w:r>
+    </w:p>
+    <w:p>
+      <w:pPr>
+        <w:pStyle w:val="ListBullet"/>
+      </w:pPr>
+      <w:r>
+        <w:t>3. We can decide the result without examining the changed input or the procedure.</w:t>
+      </w:r>
+    </w:p>
+    <w:p>
+      <w:pPr>
+        <w:pStyle w:val="Heading3"/>
+      </w:pPr>
+      <w:r>
+        <w:t>My selected conclusion, deciding fact and explanation</w:t>
+      </w:r>
+    </w:p>
+    <w:p>
+      <w:r>
+        <w:t>________________________________________________________________</w:t>
+      </w:r>
+    </w:p>
+    <w:p>
+      <w:r>
+        <w:t>________________________________________________________________</w:t>
+      </w:r>
+    </w:p>
+    <w:p>
+      <w:r>
+        <w:t>________________________________________________________________</w:t>
+      </w:r>
+    </w:p>
+    <w:p>
+      <w:r>
+        <w:t>________________________________________________________________</w:t>
+      </w:r>
+    </w:p>
+    <w:p>
+      <w:r>
+        <w:t>________________________________________________________________</w:t>
+      </w:r>
+    </w:p>
+    <w:p>
+      <w:pPr>
+        <w:pStyle w:val="ListBullet"/>
+      </w:pPr>
+      <w:r>
+        <w:t>Hint if needed: Use the changed condition and the deciding step in the pictorial trace. The answer must say what follows from those facts.</w:t>
+      </w:r>
+    </w:p>
+    <w:p>
+      <w:pPr>
+        <w:pStyle w:val="Heading2"/>
+      </w:pPr>
+      <w:r>
+        <w:t>Check after the changed attempt · reference / check after trying</w:t>
+      </w:r>
+    </w:p>
+    <w:p>
+      <w:pPr>
+        <w:spacing w:line="336" w:lineRule="auto" w:after="180"/>
+      </w:pPr>
+      <w:r>
+        <w:rPr>
+          <w:b w:val="0"/>
+        </w:rPr>
+        <w:t>After your attempt, compare with the supported explanation: A meets the budget; B does not. The mandatory resource condition changes the decision.</w:t>
+      </w:r>
+    </w:p>
+    <w:p>
+      <w:pPr>
+        <w:pStyle w:val="Heading2"/>
+      </w:pPr>
+      <w:r>
+        <w:t>Repair and retain the record</w:t>
+      </w:r>
+    </w:p>
+    <w:p>
+      <w:pPr>
+        <w:spacing w:line="336" w:lineRule="auto" w:after="180"/>
+      </w:pPr>
+      <w:r>
+        <w:rPr>
+          <w:b w:val="0"/>
+        </w:rPr>
+        <w:t xml:space="preserve">Review Accessibility and user feedback (ai-6/28). Goal: Explain the </w:t>
+      </w:r>
+      <w:r>
+        <w:rPr>
+          <w:b/>
+        </w:rPr>
+        <w:t>mechanism</w:t>
+      </w:r>
+      <w:r>
+        <w:rPr>
+          <w:b w:val="0"/>
+        </w:rPr>
+        <w:t xml:space="preserve"> and terminology of accessibility and user feedback.</w:t>
+      </w:r>
+    </w:p>
+    <w:p>
+      <w:pPr>
+        <w:spacing w:line="336" w:lineRule="auto" w:after="180"/>
+      </w:pPr>
+      <w:r>
+        <w:rPr>
+          <w:b w:val="0"/>
+        </w:rPr>
+        <w:t>Short practice: Explain what each text, keyboard and assistive-technology change adds to the feedback. Why does changing the red circle to orange alone not solve the communication barrier?.</w:t>
+      </w:r>
+    </w:p>
+    <w:p>
+      <w:pPr>
+        <w:spacing w:line="336" w:lineRule="auto" w:after="180"/>
+      </w:pPr>
+      <w:r>
+        <w:rPr>
+          <w:b w:val="0"/>
+        </w:rPr>
+        <w:t>Return to this week and explain what you changed.</w:t>
+      </w:r>
+    </w:p>
+    <w:p>
+      <w:pPr>
+        <w:spacing w:line="336" w:lineRule="auto" w:after="180"/>
+      </w:pPr>
+      <w:r>
+        <w:rPr>
+          <w:b w:val="0"/>
+        </w:rPr>
+        <w:t xml:space="preserve">Review Incident investigation (ai-6/26). Goal: Explain the </w:t>
+      </w:r>
+      <w:r>
+        <w:rPr>
+          <w:b/>
+        </w:rPr>
+        <w:t>mechanism</w:t>
+      </w:r>
+      <w:r>
+        <w:rPr>
+          <w:b w:val="0"/>
+        </w:rPr>
+        <w:t xml:space="preserve"> and terminology of incident investigation. Short practice: Order the three incident records and locate the old </w:t>
+      </w:r>
+      <w:r>
+        <w:rPr>
+          <w:b/>
+        </w:rPr>
+        <w:t>evidence</w:t>
+      </w:r>
+      <w:r>
+        <w:rPr>
+          <w:b w:val="0"/>
+        </w:rPr>
+        <w:t xml:space="preserve"> version.</w:t>
+      </w:r>
+    </w:p>
+    <w:p>
+      <w:pPr>
+        <w:spacing w:line="336" w:lineRule="auto" w:after="180"/>
+      </w:pPr>
+      <w:r>
+        <w:rPr>
+          <w:b w:val="0"/>
+        </w:rPr>
+        <w:t>How does the investigation change if the trace instead retrieves version 6 but drafts room C?. Return to this week and explain what you changed.</w:t>
+      </w:r>
+    </w:p>
+    <w:p>
+      <w:pPr>
+        <w:spacing w:line="336" w:lineRule="auto" w:after="180"/>
+      </w:pPr>
+      <w:r>
+        <w:rPr>
+          <w:b w:val="0"/>
+        </w:rPr>
+        <w:t xml:space="preserve">Review Deployment environments (ai-6/23). Goal: Explain the </w:t>
+      </w:r>
+      <w:r>
+        <w:rPr>
+          <w:b/>
+        </w:rPr>
+        <w:t>mechanism</w:t>
+      </w:r>
+      <w:r>
+        <w:rPr>
+          <w:b w:val="0"/>
+        </w:rPr>
+        <w:t xml:space="preserve"> and terminology of deployment environments. Short practice: Identify the staging data and credential boundary.</w:t>
+      </w:r>
+    </w:p>
+    <w:p>
+      <w:pPr>
+        <w:spacing w:line="336" w:lineRule="auto" w:after="180"/>
+      </w:pPr>
+      <w:r>
+        <w:rPr>
+          <w:b w:val="0"/>
+        </w:rPr>
+        <w:t xml:space="preserve">Why must the rehearsal stop if its credential reaches production even though the </w:t>
+      </w:r>
+      <w:r>
+        <w:rPr>
+          <w:b/>
+        </w:rPr>
+        <w:t>process</w:t>
+      </w:r>
+      <w:r>
+        <w:rPr>
+          <w:b w:val="0"/>
+        </w:rPr>
+        <w:t xml:space="preserve"> is labelled staging?. Return to this week and explain what you changed.</w:t>
+      </w:r>
+    </w:p>
+    <w:p>
+      <w:pPr>
+        <w:spacing w:line="336" w:lineRule="auto" w:after="180"/>
+      </w:pPr>
+      <w:r>
+        <w:rPr>
+          <w:b w:val="0"/>
+        </w:rPr>
+        <w:t xml:space="preserve">Use Download completed work in the hosted lesson to export your answers, reflections, practice feedback and code-run </w:t>
+      </w:r>
+      <w:r>
+        <w:rPr>
+          <w:b/>
+        </w:rPr>
+        <w:t>evidence</w:t>
+      </w:r>
+      <w:r>
+        <w:rPr>
+          <w:b w:val="0"/>
+        </w:rPr>
+        <w:t>. Open the HTML copy to read or print it.</w:t>
+      </w:r>
+    </w:p>
+    <w:p>
+      <w:pPr>
+        <w:spacing w:line="336" w:lineRule="auto" w:after="180"/>
+      </w:pPr>
+      <w:r>
+        <w:rPr>
+          <w:b w:val="0"/>
+        </w:rPr>
+        <w:t>Drafts stay in this browser when storage is available; clear drafts on a shared device.</w:t>
+      </w:r>
+    </w:p>
+    <w:p>
+      <w:pPr>
+        <w:pStyle w:val="Heading3"/>
+      </w:pPr>
+      <w:r>
+        <w:t>What I repaired, the evidence I kept and the next test</w:t>
+      </w:r>
+    </w:p>
+    <w:p>
+      <w:r>
+        <w:t>________________________________________________________________</w:t>
+      </w:r>
+    </w:p>
+    <w:p>
+      <w:r>
+        <w:t>________________________________________________________________</w:t>
+      </w:r>
+    </w:p>
+    <w:p>
+      <w:r>
+        <w:t>________________________________________________________________</w:t>
+      </w:r>
+    </w:p>
+    <w:p>
+      <w:r>
+        <w:t>________________________________________________________________</w:t>
+      </w:r>
+    </w:p>
+    <w:p>
+      <w:r>
+        <w:t>________________________________________________________________</w:t>
+      </w:r>
+    </w:p>
+    <w:p>
+      <w:pPr>
+        <w:pStyle w:val="Heading2"/>
+      </w:pPr>
+      <w:r>
+        <w:t>Earlier wording, alternatives and picture transcripts · reference / check after trying</w:t>
       </w:r>
     </w:p>
     <w:p>
@@ -1675,68 +1978,10 @@
     </w:p>
     <w:p>
       <w:pPr>
-        <w:spacing w:line="336" w:lineRule="auto" w:after="180"/>
-      </w:pPr>
-      <w:r>
-        <w:rPr>
-          <w:b w:val="0"/>
-        </w:rPr>
-        <w:t>Measure time and cost. Two fixed configurations answer the same six questions and meet the same quality rubric.</w:t>
-      </w:r>
-    </w:p>
-    <w:p>
-      <w:pPr>
         <w:pStyle w:val="Heading3"/>
       </w:pPr>
       <w:r>
-        <w:t>Practice 1: explain the deciding evidence</w:t>
-      </w:r>
-    </w:p>
-    <w:p>
-      <w:pPr>
-        <w:spacing w:line="336" w:lineRule="auto" w:after="180"/>
-      </w:pPr>
-      <w:r>
-        <w:rPr>
-          <w:b w:val="0"/>
-        </w:rPr>
-        <w:t>Which labelled step matches this detail? B saves one second but costs one extra unit per case.</w:t>
-      </w:r>
-    </w:p>
-    <w:p>
-      <w:pPr>
-        <w:spacing w:line="336" w:lineRule="auto" w:after="180"/>
-        <w:shd w:fill="F4F9FC"/>
-      </w:pPr>
-      <w:r>
-        <w:rPr>
-          <w:b w:val="0"/>
-        </w:rPr>
-        <w:t>1. Compute mean cost</w:t>
-      </w:r>
-    </w:p>
-    <w:p>
-      <w:pPr>
-        <w:spacing w:line="336" w:lineRule="auto" w:after="180"/>
-        <w:shd w:fill="F4F9FC"/>
-      </w:pPr>
-      <w:r>
-        <w:rPr>
-          <w:b w:val="0"/>
-        </w:rPr>
-        <w:t>2. Compute mean time</w:t>
-      </w:r>
-    </w:p>
-    <w:p>
-      <w:pPr>
-        <w:spacing w:line="336" w:lineRule="auto" w:after="180"/>
-        <w:shd w:fill="F4F9FC"/>
-      </w:pPr>
-      <w:r>
-        <w:rPr>
-          <w:b w:val="0"/>
-        </w:rPr>
-        <w:t>3. Compare trade-off</w:t>
+        <w:t>Repair a missing building block</w:t>
       </w:r>
     </w:p>
     <w:p>
@@ -1744,483 +1989,25 @@
         <w:pStyle w:val="Heading3"/>
       </w:pPr>
       <w:r>
-        <w:t>My selected conclusion, deciding fact and explanation</w:t>
-      </w:r>
-    </w:p>
-    <w:p>
-      <w:r>
-        <w:t>________________________________________________________________</w:t>
-      </w:r>
-    </w:p>
-    <w:p>
-      <w:r>
-        <w:t>________________________________________________________________</w:t>
-      </w:r>
-    </w:p>
-    <w:p>
-      <w:r>
-        <w:t>________________________________________________________________</w:t>
-      </w:r>
-    </w:p>
-    <w:p>
-      <w:r>
-        <w:t>________________________________________________________________</w:t>
-      </w:r>
-    </w:p>
-    <w:p>
-      <w:r>
-        <w:t>________________________________________________________________</w:t>
-      </w:r>
-    </w:p>
-    <w:p>
-      <w:pPr>
-        <w:pStyle w:val="Heading3"/>
-      </w:pPr>
-      <w:r>
-        <w:t>Hint · try first</w:t>
-      </w:r>
-    </w:p>
-    <w:p>
-      <w:pPr>
-        <w:spacing w:line="336" w:lineRule="auto" w:after="180"/>
-        <w:shd w:fill="F1F6F8"/>
-      </w:pPr>
-      <w:r>
-        <w:rPr>
-          <w:b w:val="0"/>
-        </w:rPr>
-        <w:t>Hint if needed: Read the steps in the pictorial case. Match the supplied detail to the stage that performs or records it.</w:t>
-      </w:r>
-    </w:p>
-    <w:p>
-      <w:pPr>
-        <w:pStyle w:val="Heading3"/>
-      </w:pPr>
-      <w:r>
-        <w:t>Feedback · compare after trying</w:t>
-      </w:r>
-    </w:p>
-    <w:p>
-      <w:pPr>
-        <w:spacing w:line="336" w:lineRule="auto" w:after="180"/>
-        <w:shd w:fill="F1F6FC"/>
-      </w:pPr>
-      <w:r>
-        <w:rPr>
-          <w:b w:val="0"/>
-        </w:rPr>
-        <w:t>After your attempt, compare with the supported explanation: Compare trade-off B saves one second but costs one extra unit per case. A fair performance experiment holds the workload and measurement procedure fixed.</w:t>
-      </w:r>
-    </w:p>
-    <w:p>
-      <w:pPr>
-        <w:spacing w:line="336" w:lineRule="auto" w:after="180"/>
-        <w:shd w:fill="F1F6FC"/>
-      </w:pPr>
-      <w:r>
-        <w:rPr>
-          <w:b w:val="0"/>
-        </w:rPr>
-        <w:t>Faster is not automatically preferable under a budget.</w:t>
-      </w:r>
-    </w:p>
-    <w:p>
-      <w:pPr>
-        <w:pStyle w:val="Heading3"/>
-      </w:pPr>
-      <w:r>
-        <w:t>Practice 2: explain the deciding evidence</w:t>
-      </w:r>
-    </w:p>
-    <w:p>
-      <w:pPr>
-        <w:pStyle w:val="Heading3"/>
-      </w:pPr>
-      <w:r>
-        <w:t>Changed case · predict first</w:t>
-      </w:r>
-    </w:p>
-    <w:p>
-      <w:pPr>
-        <w:spacing w:line="336" w:lineRule="auto" w:after="180"/>
-        <w:shd w:fill="F5F1FB"/>
-      </w:pPr>
-      <w:r>
-        <w:rPr>
-          <w:b w:val="0"/>
-        </w:rPr>
-        <w:t>Changed-case practice: Require at most 2 cost units per case. Which conclusion is supported by the supplied facts?</w:t>
-      </w:r>
-    </w:p>
-    <w:p>
-      <w:pPr>
-        <w:spacing w:line="336" w:lineRule="auto" w:after="180"/>
-        <w:shd w:fill="F4F9FC"/>
-      </w:pPr>
-      <w:r>
-        <w:rPr>
-          <w:b w:val="0"/>
-        </w:rPr>
-        <w:t xml:space="preserve">1. This one example guarantees correct results for every future </w:t>
-      </w:r>
-      <w:r>
-        <w:rPr>
-          <w:b/>
-        </w:rPr>
-        <w:t>input</w:t>
-      </w:r>
-      <w:r>
-        <w:rPr>
-          <w:b w:val="0"/>
-        </w:rPr>
-        <w:t>.</w:t>
-      </w:r>
-    </w:p>
-    <w:p>
-      <w:pPr>
-        <w:spacing w:line="336" w:lineRule="auto" w:after="180"/>
-        <w:shd w:fill="F4F9FC"/>
-      </w:pPr>
-      <w:r>
-        <w:rPr>
-          <w:b w:val="0"/>
-        </w:rPr>
-        <w:t>2. A meets the budget; B does not.</w:t>
-      </w:r>
-    </w:p>
-    <w:p>
-      <w:pPr>
-        <w:spacing w:line="336" w:lineRule="auto" w:after="180"/>
-        <w:shd w:fill="F4F9FC"/>
-      </w:pPr>
-      <w:r>
-        <w:rPr>
-          <w:b w:val="0"/>
-        </w:rPr>
-        <w:t xml:space="preserve">3. We can decide the result without examining the changed </w:t>
-      </w:r>
-      <w:r>
-        <w:rPr>
-          <w:b/>
-        </w:rPr>
-        <w:t>input</w:t>
-      </w:r>
-      <w:r>
-        <w:rPr>
-          <w:b w:val="0"/>
-        </w:rPr>
-        <w:t xml:space="preserve"> or the procedure.</w:t>
-      </w:r>
-    </w:p>
-    <w:p>
-      <w:pPr>
-        <w:pStyle w:val="Heading3"/>
-      </w:pPr>
-      <w:r>
-        <w:t>My selected conclusion, deciding fact and explanation</w:t>
-      </w:r>
-    </w:p>
-    <w:p>
-      <w:r>
-        <w:t>________________________________________________________________</w:t>
-      </w:r>
-    </w:p>
-    <w:p>
-      <w:r>
-        <w:t>________________________________________________________________</w:t>
-      </w:r>
-    </w:p>
-    <w:p>
-      <w:r>
-        <w:t>________________________________________________________________</w:t>
-      </w:r>
-    </w:p>
-    <w:p>
-      <w:r>
-        <w:t>________________________________________________________________</w:t>
-      </w:r>
-    </w:p>
-    <w:p>
-      <w:r>
-        <w:t>________________________________________________________________</w:t>
-      </w:r>
-    </w:p>
-    <w:p>
-      <w:pPr>
-        <w:pStyle w:val="Heading3"/>
-      </w:pPr>
-      <w:r>
-        <w:t>Hint · try first</w:t>
-      </w:r>
-    </w:p>
-    <w:p>
-      <w:pPr>
-        <w:spacing w:line="336" w:lineRule="auto" w:after="180"/>
-        <w:shd w:fill="F1F6F8"/>
-      </w:pPr>
-      <w:r>
-        <w:rPr>
-          <w:b w:val="0"/>
-        </w:rPr>
-        <w:t>Hint if needed: Use the changed condition and the deciding step in the pictorial trace. The answer must say what follows from those facts.</w:t>
-      </w:r>
-    </w:p>
-    <w:p>
-      <w:pPr>
-        <w:pStyle w:val="Heading3"/>
-      </w:pPr>
-      <w:r>
-        <w:t>Feedback · compare after trying</w:t>
-      </w:r>
-    </w:p>
-    <w:p>
-      <w:pPr>
-        <w:spacing w:line="336" w:lineRule="auto" w:after="180"/>
-        <w:shd w:fill="F1F6FC"/>
-      </w:pPr>
-      <w:r>
-        <w:rPr>
-          <w:b w:val="0"/>
-        </w:rPr>
-        <w:t>After your attempt, compare with the supported explanation: A meets the budget; B does not. The mandatory resource condition changes the decision.</w:t>
-      </w:r>
-    </w:p>
-    <w:p>
-      <w:pPr>
-        <w:pStyle w:val="Heading3"/>
-      </w:pPr>
-      <w:r>
-        <w:t>Repair a missing building block</w:t>
-      </w:r>
-    </w:p>
-    <w:p>
-      <w:pPr>
-        <w:spacing w:line="336" w:lineRule="auto" w:after="180"/>
-      </w:pPr>
-      <w:r>
-        <w:rPr>
-          <w:b w:val="0"/>
-        </w:rPr>
-        <w:t xml:space="preserve">Review Accessibility and user feedback (ai-6/28). Goal: Explain the </w:t>
-      </w:r>
-      <w:r>
-        <w:rPr>
-          <w:b/>
-        </w:rPr>
-        <w:t>mechanism</w:t>
-      </w:r>
-      <w:r>
-        <w:rPr>
-          <w:b w:val="0"/>
-        </w:rPr>
-        <w:t xml:space="preserve"> and terminology of accessibility and user feedback.</w:t>
-      </w:r>
-    </w:p>
-    <w:p>
-      <w:pPr>
-        <w:spacing w:line="336" w:lineRule="auto" w:after="180"/>
-      </w:pPr>
-      <w:r>
-        <w:rPr>
-          <w:b w:val="0"/>
-        </w:rPr>
-        <w:t>Short practice: Explain what each text, keyboard and assistive-technology change adds to the feedback. Why does changing the red circle to orange alone not solve the communication barrier?.</w:t>
-      </w:r>
-    </w:p>
-    <w:p>
-      <w:pPr>
-        <w:spacing w:line="336" w:lineRule="auto" w:after="180"/>
-      </w:pPr>
-      <w:r>
-        <w:rPr>
-          <w:b w:val="0"/>
-        </w:rPr>
-        <w:t>Return to this week and explain what you changed.</w:t>
-      </w:r>
-    </w:p>
-    <w:p>
-      <w:pPr>
-        <w:spacing w:line="336" w:lineRule="auto" w:after="180"/>
-      </w:pPr>
-      <w:r>
-        <w:rPr>
-          <w:b w:val="0"/>
-        </w:rPr>
-        <w:t xml:space="preserve">Review Incident investigation (ai-6/26). Goal: Explain the </w:t>
-      </w:r>
-      <w:r>
-        <w:rPr>
-          <w:b/>
-        </w:rPr>
-        <w:t>mechanism</w:t>
-      </w:r>
-      <w:r>
-        <w:rPr>
-          <w:b w:val="0"/>
-        </w:rPr>
-        <w:t xml:space="preserve"> and terminology of incident investigation. Short practice: Order the three incident records and locate the old </w:t>
-      </w:r>
-      <w:r>
-        <w:rPr>
-          <w:b/>
-        </w:rPr>
-        <w:t>evidence</w:t>
-      </w:r>
-      <w:r>
-        <w:rPr>
-          <w:b w:val="0"/>
-        </w:rPr>
-        <w:t xml:space="preserve"> version.</w:t>
-      </w:r>
-    </w:p>
-    <w:p>
-      <w:pPr>
-        <w:spacing w:line="336" w:lineRule="auto" w:after="180"/>
-      </w:pPr>
-      <w:r>
-        <w:rPr>
-          <w:b w:val="0"/>
-        </w:rPr>
-        <w:t>How does the investigation change if the trace instead retrieves version 6 but drafts room C?. Return to this week and explain what you changed.</w:t>
-      </w:r>
-    </w:p>
-    <w:p>
-      <w:pPr>
-        <w:spacing w:line="336" w:lineRule="auto" w:after="180"/>
-      </w:pPr>
-      <w:r>
-        <w:rPr>
-          <w:b w:val="0"/>
-        </w:rPr>
-        <w:t xml:space="preserve">Review Deployment environments (ai-6/23). Goal: Explain the </w:t>
-      </w:r>
-      <w:r>
-        <w:rPr>
-          <w:b/>
-        </w:rPr>
-        <w:t>mechanism</w:t>
-      </w:r>
-      <w:r>
-        <w:rPr>
-          <w:b w:val="0"/>
-        </w:rPr>
-        <w:t xml:space="preserve"> and terminology of deployment environments. Short practice: Identify the staging data and credential boundary.</w:t>
-      </w:r>
-    </w:p>
-    <w:p>
-      <w:pPr>
-        <w:spacing w:line="336" w:lineRule="auto" w:after="180"/>
-      </w:pPr>
-      <w:r>
-        <w:rPr>
-          <w:b w:val="0"/>
-        </w:rPr>
-        <w:t xml:space="preserve">Why must the rehearsal stop if its credential reaches production even though the </w:t>
-      </w:r>
-      <w:r>
-        <w:rPr>
-          <w:b/>
-        </w:rPr>
-        <w:t>process</w:t>
-      </w:r>
-      <w:r>
-        <w:rPr>
-          <w:b w:val="0"/>
-        </w:rPr>
-        <w:t xml:space="preserve"> is labelled staging?. Return to this week and explain what you changed.</w:t>
-      </w:r>
-    </w:p>
-    <w:p>
-      <w:pPr>
-        <w:pStyle w:val="Heading3"/>
-      </w:pPr>
-      <w:r>
         <w:t>Keep your completed work</w:t>
       </w:r>
     </w:p>
     <w:p>
       <w:pPr>
-        <w:spacing w:line="336" w:lineRule="auto" w:after="180"/>
-      </w:pPr>
-      <w:r>
-        <w:rPr>
-          <w:b w:val="0"/>
-        </w:rPr>
-        <w:t xml:space="preserve">Use Download completed work in the hosted lesson to export your answers, reflections, practice feedback and code-run </w:t>
-      </w:r>
-      <w:r>
-        <w:rPr>
-          <w:b/>
-        </w:rPr>
-        <w:t>evidence</w:t>
-      </w:r>
-      <w:r>
-        <w:rPr>
-          <w:b w:val="0"/>
-        </w:rPr>
-        <w:t>. Open the HTML copy to read or print it.</w:t>
-      </w:r>
-    </w:p>
-    <w:p>
-      <w:pPr>
-        <w:spacing w:line="336" w:lineRule="auto" w:after="180"/>
-      </w:pPr>
-      <w:r>
-        <w:rPr>
-          <w:b w:val="0"/>
-        </w:rPr>
-        <w:t>Drafts stay in this browser when storage is available; clear drafts on a shared device.</w:t>
-      </w:r>
-    </w:p>
-    <w:p>
-      <w:pPr>
-        <w:pStyle w:val="Heading3"/>
-      </w:pPr>
-      <w:r>
-        <w:t>What I repaired, the evidence I kept and the next test</w:t>
-      </w:r>
-    </w:p>
-    <w:p>
-      <w:r>
-        <w:t>________________________________________________________________</w:t>
-      </w:r>
-    </w:p>
-    <w:p>
-      <w:r>
-        <w:t>________________________________________________________________</w:t>
-      </w:r>
-    </w:p>
-    <w:p>
-      <w:r>
-        <w:t>________________________________________________________________</w:t>
-      </w:r>
-    </w:p>
-    <w:p>
-      <w:r>
-        <w:t>________________________________________________________________</w:t>
-      </w:r>
-    </w:p>
-    <w:p>
-      <w:r>
-        <w:t>________________________________________________________________</w:t>
-      </w:r>
-    </w:p>
-    <w:p>
-      <w:pPr>
         <w:pStyle w:val="Heading1"/>
       </w:pPr>
       <w:r>
-        <w:t>15. Visual concept journey</w:t>
-      </w:r>
-    </w:p>
-    <w:p>
-      <w:r>
-        <w:t>Explain each Performance and cost experiments picture from its labels, then record a relevant limit.</w:t>
-      </w:r>
-    </w:p>
-    <w:p>
-      <w:pPr>
-        <w:pStyle w:val="Heading3"/>
+        <w:t>15. Reference · Six-picture response sheets</w:t>
+      </w:r>
+    </w:p>
+    <w:p>
+      <w:r>
+        <w:t>Choose the picture that helps explain the current step.</w:t>
+      </w:r>
+    </w:p>
+    <w:p>
+      <w:pPr>
+        <w:pStyle w:val="Heading2"/>
       </w:pPr>
       <w:r>
         <w:t>01. Performance and cost experiments: the case</w:t>
@@ -2276,7 +2063,6 @@
     <w:p>
       <w:pPr>
         <w:spacing w:line="336" w:lineRule="auto" w:after="180"/>
-        <w:shd w:fill="F5F1FB"/>
       </w:pPr>
       <w:r>
         <w:rPr>
@@ -2315,7 +2101,7 @@
     </w:p>
     <w:p>
       <w:pPr>
-        <w:pStyle w:val="Heading3"/>
+        <w:pStyle w:val="Heading2"/>
       </w:pPr>
       <w:r>
         <w:t>02. Follow the deciding steps</w:t>
@@ -2371,7 +2157,6 @@
     <w:p>
       <w:pPr>
         <w:spacing w:line="336" w:lineRule="auto" w:after="180"/>
-        <w:shd w:fill="F5F1FB"/>
       </w:pPr>
       <w:r>
         <w:rPr>
@@ -2422,7 +2207,7 @@
     </w:p>
     <w:p>
       <w:pPr>
-        <w:pStyle w:val="Heading3"/>
+        <w:pStyle w:val="Heading2"/>
       </w:pPr>
       <w:r>
         <w:t>03. Mean resource use per case</w:t>
@@ -2478,7 +2263,6 @@
     <w:p>
       <w:pPr>
         <w:spacing w:line="336" w:lineRule="auto" w:after="180"/>
-        <w:shd w:fill="F5F1FB"/>
       </w:pPr>
       <w:r>
         <w:rPr>
@@ -2517,7 +2301,7 @@
     </w:p>
     <w:p>
       <w:pPr>
-        <w:pStyle w:val="Heading3"/>
+        <w:pStyle w:val="Heading2"/>
       </w:pPr>
       <w:r>
         <w:t>04. Change one thing. Trace what follows.</w:t>
@@ -2528,7 +2312,7 @@
         <w:drawing>
           <wp:inline xmlns:a="http://schemas.openxmlformats.org/drawingml/2006/main" xmlns:pic="http://schemas.openxmlformats.org/drawingml/2006/picture">
             <wp:extent cx="5486400" cy="3026664"/>
-            <wp:docPr id="6" name="Picture 6" descr="Original case: B saves one second but costs one extra unit per case. Changed condition: Require at most 2 cost units per case. Expected result: A meets the budget; B does not. Reason: The mandatory resource condition changes the decision."/>
+            <wp:docPr id="6" name="Picture 6" descr="Original case: B saves one second but costs one extra unit per case. Changed condition: Require at most 2 cost units per case on average. Expected result: A meets the budget; B does not. Reason: The mandatory resource condition changes the decision."/>
             <wp:cNvGraphicFramePr>
               <a:graphicFrameLocks noChangeAspect="1"/>
             </wp:cNvGraphicFramePr>
@@ -2567,24 +2351,12 @@
         <w:rPr>
           <w:b w:val="0"/>
         </w:rPr>
-        <w:t>Original case: B saves one second but costs one extra unit per case. Changed condition: Require at most 2 cost units per case. Expected result: A meets the budget; B does not.</w:t>
+        <w:t>Original case: B saves one second but costs one extra unit per case. Changed condition: Require at most 2 cost units per case on average. Expected result: A meets the budget; B does not. Reason: The mandatory resource condition changes the decision.</w:t>
       </w:r>
     </w:p>
     <w:p>
       <w:pPr>
         <w:spacing w:line="336" w:lineRule="auto" w:after="180"/>
-      </w:pPr>
-      <w:r>
-        <w:rPr>
-          <w:b w:val="0"/>
-        </w:rPr>
-        <w:t>Reason: The mandatory resource condition changes the decision.</w:t>
-      </w:r>
-    </w:p>
-    <w:p>
-      <w:pPr>
-        <w:spacing w:line="336" w:lineRule="auto" w:after="180"/>
-        <w:shd w:fill="F5F1FB"/>
       </w:pPr>
       <w:r>
         <w:rPr>
@@ -2623,7 +2395,7 @@
     </w:p>
     <w:p>
       <w:pPr>
-        <w:pStyle w:val="Heading3"/>
+        <w:pStyle w:val="Heading2"/>
       </w:pPr>
       <w:r>
         <w:t>05. Connect the explanation to its limit</w:t>
@@ -2690,7 +2462,6 @@
     <w:p>
       <w:pPr>
         <w:spacing w:line="336" w:lineRule="auto" w:after="180"/>
-        <w:shd w:fill="F5F1FB"/>
       </w:pPr>
       <w:r>
         <w:rPr>
@@ -2729,7 +2500,7 @@
     </w:p>
     <w:p>
       <w:pPr>
-        <w:pStyle w:val="Heading3"/>
+        <w:pStyle w:val="Heading2"/>
       </w:pPr>
       <w:r>
         <w:t>06. Make the idea visible in your project</w:t>
@@ -2740,7 +2511,7 @@
         <w:drawing>
           <wp:inline xmlns:a="http://schemas.openxmlformats.org/drawingml/2006/main" xmlns:pic="http://schemas.openxmlformats.org/drawingml/2006/picture">
             <wp:extent cx="5486400" cy="3529584"/>
-            <wp:docPr id="8" name="Picture 8" descr="For the Grounded Learning Service, retain an annotated trace and the changed-case result. Name the contract or evidence that makes the deciding step valid, so another team can review it. Draw your input, deciding step, result and limit. Supported question: Calculate per-case seconds and cost units for A and B. Which meets a budget of at most 2 cost units per case, and what speed trade-off does that choice make?"/>
+            <wp:docPr id="8" name="Picture 8" descr="For the Grounded Learning Service, retain an annotated trace and the changed-case result. Name the contract or evidence that makes the deciding step valid, so another team can review it. Draw your input, deciding step, result and limit. Supported question: Calculate per-case seconds and cost units for A and B. Which meets a budget of at most 2 cost units per case on average, and what speed trade-off does that choice make?"/>
             <wp:cNvGraphicFramePr>
               <a:graphicFrameLocks noChangeAspect="1"/>
             </wp:cNvGraphicFramePr>
@@ -2791,18 +2562,7 @@
         <w:rPr>
           <w:b w:val="0"/>
         </w:rPr>
-        <w:t xml:space="preserve"> that makes the deciding step valid, so another team can review it.</w:t>
-      </w:r>
-    </w:p>
-    <w:p>
-      <w:pPr>
-        <w:spacing w:line="336" w:lineRule="auto" w:after="180"/>
-      </w:pPr>
-      <w:r>
-        <w:rPr>
-          <w:b w:val="0"/>
-        </w:rPr>
-        <w:t xml:space="preserve">Draw your </w:t>
+        <w:t xml:space="preserve"> that makes the deciding step valid, so another team can review it. Draw your </w:t>
       </w:r>
       <w:r>
         <w:rPr>
@@ -2814,24 +2574,12 @@
         <w:rPr>
           <w:b w:val="0"/>
         </w:rPr>
-        <w:t>, deciding step, result and limit. Supported question: Calculate per-case seconds and cost units for A and B.</w:t>
+        <w:t>, deciding step, result and limit. Supported question: Calculate per-case seconds and cost units for A and B. Which meets a budget of at most 2 cost units per case on average, and what speed trade-off does that choice make?</w:t>
       </w:r>
     </w:p>
     <w:p>
       <w:pPr>
         <w:spacing w:line="336" w:lineRule="auto" w:after="180"/>
-      </w:pPr>
-      <w:r>
-        <w:rPr>
-          <w:b w:val="0"/>
-        </w:rPr>
-        <w:t>Which meets a budget of at most 2 cost units per case, and what speed trade-off does that choice make?</w:t>
-      </w:r>
-    </w:p>
-    <w:p>
-      <w:pPr>
-        <w:spacing w:line="336" w:lineRule="auto" w:after="180"/>
-        <w:shd w:fill="F5F1FB"/>
       </w:pPr>
       <w:r>
         <w:rPr>
@@ -2878,6 +2626,62 @@
     <w:p>
       <w:r>
         <w:t>________________________________________________________________</w:t>
+      </w:r>
+    </w:p>
+    <w:p>
+      <w:pPr>
+        <w:pStyle w:val="Heading2"/>
+      </w:pPr>
+      <w:r>
+        <w:t>Earlier wording, alternatives and picture transcripts · reference / check after trying</w:t>
+      </w:r>
+    </w:p>
+    <w:p>
+      <w:pPr>
+        <w:pStyle w:val="Heading3"/>
+      </w:pPr>
+      <w:r>
+        <w:t>01. Performance and cost experiments: the case</w:t>
+      </w:r>
+    </w:p>
+    <w:p>
+      <w:pPr>
+        <w:pStyle w:val="Heading3"/>
+      </w:pPr>
+      <w:r>
+        <w:t>02. Follow the deciding steps</w:t>
+      </w:r>
+    </w:p>
+    <w:p>
+      <w:pPr>
+        <w:pStyle w:val="Heading3"/>
+      </w:pPr>
+      <w:r>
+        <w:t>03. Mean resource use per case</w:t>
+      </w:r>
+    </w:p>
+    <w:p>
+      <w:pPr>
+        <w:pStyle w:val="Heading3"/>
+      </w:pPr>
+      <w:r>
+        <w:t>04. Change one thing. Trace what follows.</w:t>
+      </w:r>
+    </w:p>
+    <w:p>
+      <w:pPr>
+        <w:pStyle w:val="Heading3"/>
+      </w:pPr>
+      <w:r>
+        <w:t>05. Connect the explanation to its limit</w:t>
+      </w:r>
+    </w:p>
+    <w:p>
+      <w:pPr>
+        <w:pStyle w:val="Heading3"/>
+      </w:pPr>
+      <w:r>
+        <w:t>06. Make the idea visible in your project</w:t>
       </w:r>
     </w:p>
     <w:sectPr>
